--- a/NM DOC GENIE Report.docx
+++ b/NM DOC GENIE Report.docx
@@ -433,7 +433,37 @@
           <w:sz w:val="24"/>
           <w:szCs w:val="24"/>
         </w:rPr>
-        <w:t xml:space="preserve">             23081021802112024</w:t>
+        <w:t xml:space="preserve">            </w:t>
+      </w:r>
+      <w:r>
+        <w:rPr>
+          <w:rFonts w:ascii="Times New Roman" w:eastAsia="Times New Roman" w:hAnsi="Times New Roman" w:cs="Times New Roman"/>
+          <w:b/>
+          <w:bCs/>
+          <w:sz w:val="24"/>
+          <w:szCs w:val="24"/>
+        </w:rPr>
+        <w:t xml:space="preserve"> </w:t>
+      </w:r>
+      <w:r>
+        <w:rPr>
+          <w:rFonts w:ascii="Times New Roman" w:eastAsia="Times New Roman" w:hAnsi="Times New Roman" w:cs="Times New Roman"/>
+          <w:b/>
+          <w:bCs/>
+          <w:sz w:val="24"/>
+          <w:szCs w:val="24"/>
+        </w:rPr>
+        <w:t>2308102180211202</w:t>
+      </w:r>
+      <w:r>
+        <w:rPr>
+          <w:rFonts w:ascii="Times New Roman" w:eastAsia="Times New Roman" w:hAnsi="Times New Roman" w:cs="Times New Roman"/>
+          <w:b/>
+          <w:bCs/>
+          <w:sz w:val="24"/>
+          <w:szCs w:val="24"/>
+        </w:rPr>
+        <w:t>5</w:t>
       </w:r>
     </w:p>
     <w:p>
@@ -459,7 +489,7 @@
           <w:sz w:val="24"/>
           <w:szCs w:val="24"/>
         </w:rPr>
-        <w:t>S.ROSELIN FATHIM</w:t>
+        <w:t>S.</w:t>
       </w:r>
       <w:r>
         <w:rPr>
@@ -469,7 +499,47 @@
           <w:sz w:val="24"/>
           <w:szCs w:val="24"/>
         </w:rPr>
-        <w:t>A                                23081021802112028</w:t>
+        <w:t xml:space="preserve"> </w:t>
+      </w:r>
+      <w:r>
+        <w:rPr>
+          <w:rFonts w:ascii="Times New Roman" w:eastAsia="Times New Roman" w:hAnsi="Times New Roman" w:cs="Times New Roman"/>
+          <w:b/>
+          <w:bCs/>
+          <w:sz w:val="24"/>
+          <w:szCs w:val="24"/>
+        </w:rPr>
+        <w:t>ROSELIN FATHIM</w:t>
+      </w:r>
+      <w:r>
+        <w:rPr>
+          <w:rFonts w:ascii="Times New Roman" w:eastAsia="Times New Roman" w:hAnsi="Times New Roman" w:cs="Times New Roman"/>
+          <w:b/>
+          <w:bCs/>
+          <w:sz w:val="24"/>
+          <w:szCs w:val="24"/>
+        </w:rPr>
+        <w:t xml:space="preserve">A                             </w:t>
+      </w:r>
+      <w:r>
+        <w:rPr>
+          <w:rFonts w:ascii="Times New Roman" w:eastAsia="Times New Roman" w:hAnsi="Times New Roman" w:cs="Times New Roman"/>
+          <w:b/>
+          <w:bCs/>
+          <w:sz w:val="24"/>
+          <w:szCs w:val="24"/>
+        </w:rPr>
+        <w:t xml:space="preserve">  </w:t>
+      </w:r>
+      <w:r>
+        <w:rPr>
+          <w:rFonts w:ascii="Times New Roman" w:eastAsia="Times New Roman" w:hAnsi="Times New Roman" w:cs="Times New Roman"/>
+          <w:b/>
+          <w:bCs/>
+          <w:sz w:val="24"/>
+          <w:szCs w:val="24"/>
+        </w:rPr>
+        <w:t>23081021802112028</w:t>
       </w:r>
     </w:p>
     <w:p>
@@ -478,7 +548,6 @@
           <w:tab w:val="left" w:pos="1920"/>
         </w:tabs>
         <w:spacing w:line="360" w:lineRule="auto"/>
-        <w:jc w:val="center"/>
         <w:rPr>
           <w:rFonts w:ascii="Times New Roman" w:eastAsia="Times New Roman" w:hAnsi="Times New Roman" w:cs="Times New Roman"/>
           <w:b/>
@@ -495,7 +564,7 @@
           <w:sz w:val="24"/>
           <w:szCs w:val="24"/>
         </w:rPr>
-        <w:t>S. AFROSE FATHIMA</w:t>
+        <w:t xml:space="preserve">                                  </w:t>
       </w:r>
       <w:r>
         <w:rPr>
@@ -505,7 +574,47 @@
           <w:sz w:val="24"/>
           <w:szCs w:val="24"/>
         </w:rPr>
-        <w:t xml:space="preserve">                                 23081021802112002</w:t>
+        <w:t>P</w:t>
+      </w:r>
+      <w:r>
+        <w:rPr>
+          <w:rFonts w:ascii="Times New Roman" w:eastAsia="Times New Roman" w:hAnsi="Times New Roman" w:cs="Times New Roman"/>
+          <w:b/>
+          <w:bCs/>
+          <w:sz w:val="24"/>
+          <w:szCs w:val="24"/>
+        </w:rPr>
+        <w:t>. AFROSE FATHIMA</w:t>
+      </w:r>
+      <w:r>
+        <w:rPr>
+          <w:rFonts w:ascii="Times New Roman" w:eastAsia="Times New Roman" w:hAnsi="Times New Roman" w:cs="Times New Roman"/>
+          <w:b/>
+          <w:bCs/>
+          <w:sz w:val="24"/>
+          <w:szCs w:val="24"/>
+        </w:rPr>
+        <w:t xml:space="preserve">                </w:t>
+      </w:r>
+      <w:r>
+        <w:rPr>
+          <w:rFonts w:ascii="Times New Roman" w:eastAsia="Times New Roman" w:hAnsi="Times New Roman" w:cs="Times New Roman"/>
+          <w:b/>
+          <w:bCs/>
+          <w:sz w:val="24"/>
+          <w:szCs w:val="24"/>
+        </w:rPr>
+        <w:t xml:space="preserve">                </w:t>
+      </w:r>
+      <w:r>
+        <w:rPr>
+          <w:rFonts w:ascii="Times New Roman" w:eastAsia="Times New Roman" w:hAnsi="Times New Roman" w:cs="Times New Roman"/>
+          <w:b/>
+          <w:bCs/>
+          <w:sz w:val="24"/>
+          <w:szCs w:val="24"/>
+        </w:rPr>
+        <w:t>20221021506206</w:t>
       </w:r>
     </w:p>
     <w:p>
@@ -2291,16 +2400,7 @@
                 <w:sz w:val="28"/>
                 <w:szCs w:val="28"/>
               </w:rPr>
-              <w:t>3</w:t>
-            </w:r>
-            <w:r>
-              <w:rPr>
-                <w:rFonts w:ascii="Times New Roman" w:eastAsia="Times New Roman" w:hAnsi="Times New Roman" w:cs="Times New Roman"/>
-                <w:bCs/>
-                <w:sz w:val="28"/>
-                <w:szCs w:val="28"/>
-              </w:rPr>
-              <w:t>9</w:t>
+              <w:t>17</w:t>
             </w:r>
           </w:p>
         </w:tc>
@@ -2985,7 +3085,25 @@
           <w:sz w:val="24"/>
           <w:szCs w:val="24"/>
         </w:rPr>
-        <w:t>Furthermore, Doc-Genie is designed to support both beginner and professional developers by providing a simplified and automated documentation workflow. The system helps programmers quickly understand the structure and functionality of Python code by generating clear and organized documentation. This reduces the effort required for maintaining large codebases and improves overall code readability. The platform also promotes good coding practices by encouraging developers to include proper documentation in their software projects. In collaborative development environments, consistent documentation plays a vital role in helping team members understand each other’s code effectively. By integrating automated analysis and documentation generation, Doc-Genie demonstrates how intelligent tools can enhance software development efficiency. The system can also be extended in the future with additional features such as support for more documentation styles, integration with version control systems, and advanced code analysis capabilities. Overall, Doc-Genie serves as a practical solution for modern software development by making Python documentation faster, easier, and more reliable.</w:t>
+        <w:t xml:space="preserve">Furthermore, </w:t>
+      </w:r>
+      <w:r>
+        <w:rPr>
+          <w:rFonts w:ascii="Times New Roman" w:eastAsia="Times New Roman" w:hAnsi="Times New Roman" w:cs="Times New Roman"/>
+          <w:bCs/>
+          <w:sz w:val="24"/>
+          <w:szCs w:val="24"/>
+        </w:rPr>
+        <w:t>t</w:t>
+      </w:r>
+      <w:r>
+        <w:rPr>
+          <w:rFonts w:ascii="Times New Roman" w:eastAsia="Times New Roman" w:hAnsi="Times New Roman" w:cs="Times New Roman"/>
+          <w:bCs/>
+          <w:sz w:val="24"/>
+          <w:szCs w:val="24"/>
+        </w:rPr>
+        <w:t>he system helps programmers quickly understand the structure and functionality of Python code by generating clear and organized documentation. This reduces the effort required for maintaining large codebases and improves overall code readability. The platform also promotes good coding practices by encouraging developers to include proper documentation in their software projects.  By integrating automated analysis and documentation generation, Doc-Genie demonstrates how intelligent tools can enhance software development efficiency. The system can also be extended in the future with additional features such as support for more documentation styles, integration with version control systems, and advanced code analysis capabilities. Overall, Doc-Genie serves as a practical solution for modern software development by making Python documentation faster, easier, and more reliable.</w:t>
       </w:r>
     </w:p>
     <w:p>
@@ -3461,18 +3579,46 @@
       <w:r>
         <w:rPr>
           <w:rFonts w:ascii="Times New Roman" w:hAnsi="Times New Roman" w:cs="Times New Roman"/>
-          <w:sz w:val="24"/>
-          <w:szCs w:val="24"/>
-        </w:rPr>
-        <w:t xml:space="preserve">Processor: </w:t>
-      </w:r>
-      <w:r>
-        <w:rPr>
-          <w:rFonts w:ascii="Times New Roman" w:hAnsi="Times New Roman" w:cs="Times New Roman"/>
-          <w:sz w:val="24"/>
-          <w:szCs w:val="24"/>
-        </w:rPr>
-        <w:t>12th Gen Intel(R) Core(TM) i5-1235U (1.30 GHz)</w:t>
+          <w:b/>
+          <w:bCs/>
+          <w:sz w:val="24"/>
+          <w:szCs w:val="24"/>
+        </w:rPr>
+        <w:t>Processor:</w:t>
+      </w:r>
+      <w:r>
+        <w:rPr>
+          <w:rFonts w:ascii="Times New Roman" w:hAnsi="Times New Roman" w:cs="Times New Roman"/>
+          <w:sz w:val="24"/>
+          <w:szCs w:val="24"/>
+        </w:rPr>
+        <w:t xml:space="preserve"> </w:t>
+      </w:r>
+      <w:r>
+        <w:rPr>
+          <w:rFonts w:ascii="Times New Roman" w:hAnsi="Times New Roman" w:cs="Times New Roman"/>
+          <w:sz w:val="24"/>
+          <w:szCs w:val="24"/>
+        </w:rPr>
+        <w:t xml:space="preserve">12th Gen Intel(R) </w:t>
+      </w:r>
+      <w:proofErr w:type="gramStart"/>
+      <w:r>
+        <w:rPr>
+          <w:rFonts w:ascii="Times New Roman" w:hAnsi="Times New Roman" w:cs="Times New Roman"/>
+          <w:sz w:val="24"/>
+          <w:szCs w:val="24"/>
+        </w:rPr>
+        <w:t>Core(</w:t>
+      </w:r>
+      <w:proofErr w:type="gramEnd"/>
+      <w:r>
+        <w:rPr>
+          <w:rFonts w:ascii="Times New Roman" w:hAnsi="Times New Roman" w:cs="Times New Roman"/>
+          <w:sz w:val="24"/>
+          <w:szCs w:val="24"/>
+        </w:rPr>
+        <w:t>TM) i5-1235U (1.30 GHz)</w:t>
       </w:r>
     </w:p>
     <w:p>
@@ -3493,10 +3639,20 @@
       <w:r>
         <w:rPr>
           <w:rFonts w:ascii="Times New Roman" w:hAnsi="Times New Roman" w:cs="Times New Roman"/>
-          <w:sz w:val="24"/>
-          <w:szCs w:val="24"/>
-        </w:rPr>
-        <w:t xml:space="preserve">RAM: </w:t>
+          <w:b/>
+          <w:bCs/>
+          <w:sz w:val="24"/>
+          <w:szCs w:val="24"/>
+        </w:rPr>
+        <w:t>RAM:</w:t>
+      </w:r>
+      <w:r>
+        <w:rPr>
+          <w:rFonts w:ascii="Times New Roman" w:hAnsi="Times New Roman" w:cs="Times New Roman"/>
+          <w:sz w:val="24"/>
+          <w:szCs w:val="24"/>
+        </w:rPr>
+        <w:t xml:space="preserve"> </w:t>
       </w:r>
       <w:r>
         <w:rPr>
@@ -3525,10 +3681,20 @@
       <w:r>
         <w:rPr>
           <w:rFonts w:ascii="Times New Roman" w:hAnsi="Times New Roman" w:cs="Times New Roman"/>
-          <w:sz w:val="24"/>
-          <w:szCs w:val="24"/>
-        </w:rPr>
-        <w:t xml:space="preserve">Storage: </w:t>
+          <w:b/>
+          <w:bCs/>
+          <w:sz w:val="24"/>
+          <w:szCs w:val="24"/>
+        </w:rPr>
+        <w:t>Storage:</w:t>
+      </w:r>
+      <w:r>
+        <w:rPr>
+          <w:rFonts w:ascii="Times New Roman" w:hAnsi="Times New Roman" w:cs="Times New Roman"/>
+          <w:sz w:val="24"/>
+          <w:szCs w:val="24"/>
+        </w:rPr>
+        <w:t xml:space="preserve"> </w:t>
       </w:r>
       <w:r>
         <w:rPr>
@@ -3557,10 +3723,20 @@
       <w:r>
         <w:rPr>
           <w:rFonts w:ascii="Times New Roman" w:hAnsi="Times New Roman" w:cs="Times New Roman"/>
-          <w:sz w:val="24"/>
-          <w:szCs w:val="24"/>
-        </w:rPr>
-        <w:t xml:space="preserve">Display: Minimum 1024x768 resolution for interface usability </w:t>
+          <w:b/>
+          <w:bCs/>
+          <w:sz w:val="24"/>
+          <w:szCs w:val="24"/>
+        </w:rPr>
+        <w:t>Display:</w:t>
+      </w:r>
+      <w:r>
+        <w:rPr>
+          <w:rFonts w:ascii="Times New Roman" w:hAnsi="Times New Roman" w:cs="Times New Roman"/>
+          <w:sz w:val="24"/>
+          <w:szCs w:val="24"/>
+        </w:rPr>
+        <w:t xml:space="preserve"> Minimum 1024x768 resolution for interface usability </w:t>
       </w:r>
     </w:p>
     <w:p>
@@ -3933,7 +4109,25 @@
           <w:sz w:val="24"/>
           <w:szCs w:val="24"/>
         </w:rPr>
-        <w:t xml:space="preserve"> – Used for handling web based sharing features</w:t>
+        <w:t xml:space="preserve"> – Used for handling </w:t>
+      </w:r>
+      <w:proofErr w:type="gramStart"/>
+      <w:r>
+        <w:rPr>
+          <w:rFonts w:ascii="Times New Roman" w:hAnsi="Times New Roman" w:cs="Times New Roman"/>
+          <w:sz w:val="24"/>
+          <w:szCs w:val="24"/>
+        </w:rPr>
+        <w:t>web based</w:t>
+      </w:r>
+      <w:proofErr w:type="gramEnd"/>
+      <w:r>
+        <w:rPr>
+          <w:rFonts w:ascii="Times New Roman" w:hAnsi="Times New Roman" w:cs="Times New Roman"/>
+          <w:sz w:val="24"/>
+          <w:szCs w:val="24"/>
+        </w:rPr>
+        <w:t xml:space="preserve"> sharing features</w:t>
       </w:r>
     </w:p>
     <w:p>
@@ -4091,10 +4285,20 @@
       <w:r>
         <w:rPr>
           <w:rFonts w:ascii="Times New Roman" w:hAnsi="Times New Roman" w:cs="Times New Roman"/>
-          <w:sz w:val="24"/>
-          <w:szCs w:val="24"/>
-        </w:rPr>
-        <w:t xml:space="preserve">Python 3.8+: Core language with AST module for code analysis </w:t>
+          <w:b/>
+          <w:bCs/>
+          <w:sz w:val="24"/>
+          <w:szCs w:val="24"/>
+        </w:rPr>
+        <w:t>Python 3.8+:</w:t>
+      </w:r>
+      <w:r>
+        <w:rPr>
+          <w:rFonts w:ascii="Times New Roman" w:hAnsi="Times New Roman" w:cs="Times New Roman"/>
+          <w:sz w:val="24"/>
+          <w:szCs w:val="24"/>
+        </w:rPr>
+        <w:t xml:space="preserve"> Core language with AST module for code analysis </w:t>
       </w:r>
     </w:p>
     <w:p>
@@ -4116,6 +4320,8 @@
       <w:r>
         <w:rPr>
           <w:rFonts w:ascii="Times New Roman" w:hAnsi="Times New Roman" w:cs="Times New Roman"/>
+          <w:b/>
+          <w:bCs/>
           <w:sz w:val="24"/>
           <w:szCs w:val="24"/>
         </w:rPr>
@@ -4125,10 +4331,20 @@
       <w:r>
         <w:rPr>
           <w:rFonts w:ascii="Times New Roman" w:hAnsi="Times New Roman" w:cs="Times New Roman"/>
-          <w:sz w:val="24"/>
-          <w:szCs w:val="24"/>
-        </w:rPr>
-        <w:t xml:space="preserve"> 4.0+: Interactive web interface framework </w:t>
+          <w:b/>
+          <w:bCs/>
+          <w:sz w:val="24"/>
+          <w:szCs w:val="24"/>
+        </w:rPr>
+        <w:t xml:space="preserve"> 4.0+:</w:t>
+      </w:r>
+      <w:r>
+        <w:rPr>
+          <w:rFonts w:ascii="Times New Roman" w:hAnsi="Times New Roman" w:cs="Times New Roman"/>
+          <w:sz w:val="24"/>
+          <w:szCs w:val="24"/>
+        </w:rPr>
+        <w:t xml:space="preserve"> Interactive web interface framework </w:t>
       </w:r>
     </w:p>
     <w:p>
@@ -4149,10 +4365,20 @@
       <w:r>
         <w:rPr>
           <w:rFonts w:ascii="Times New Roman" w:hAnsi="Times New Roman" w:cs="Times New Roman"/>
-          <w:sz w:val="24"/>
-          <w:szCs w:val="24"/>
-        </w:rPr>
-        <w:t xml:space="preserve">AST (Abstract Syntax Tree): Python's built-in code parsing library </w:t>
+          <w:b/>
+          <w:bCs/>
+          <w:sz w:val="24"/>
+          <w:szCs w:val="24"/>
+        </w:rPr>
+        <w:t>AST (Abstract Syntax Tree):</w:t>
+      </w:r>
+      <w:r>
+        <w:rPr>
+          <w:rFonts w:ascii="Times New Roman" w:hAnsi="Times New Roman" w:cs="Times New Roman"/>
+          <w:sz w:val="24"/>
+          <w:szCs w:val="24"/>
+        </w:rPr>
+        <w:t xml:space="preserve"> Python's built-in code parsing library </w:t>
       </w:r>
     </w:p>
     <w:p>
@@ -4174,6 +4400,8 @@
       <w:r>
         <w:rPr>
           <w:rFonts w:ascii="Times New Roman" w:hAnsi="Times New Roman" w:cs="Times New Roman"/>
+          <w:b/>
+          <w:bCs/>
           <w:sz w:val="24"/>
           <w:szCs w:val="24"/>
         </w:rPr>
@@ -4183,10 +4411,20 @@
       <w:r>
         <w:rPr>
           <w:rFonts w:ascii="Times New Roman" w:hAnsi="Times New Roman" w:cs="Times New Roman"/>
-          <w:sz w:val="24"/>
-          <w:szCs w:val="24"/>
-        </w:rPr>
-        <w:t xml:space="preserve">: PDF generation for comprehensive documentation reports </w:t>
+          <w:b/>
+          <w:bCs/>
+          <w:sz w:val="24"/>
+          <w:szCs w:val="24"/>
+        </w:rPr>
+        <w:t>:</w:t>
+      </w:r>
+      <w:r>
+        <w:rPr>
+          <w:rFonts w:ascii="Times New Roman" w:hAnsi="Times New Roman" w:cs="Times New Roman"/>
+          <w:sz w:val="24"/>
+          <w:szCs w:val="24"/>
+        </w:rPr>
+        <w:t xml:space="preserve"> PDF generation for comprehensive documentation reports </w:t>
       </w:r>
     </w:p>
     <w:p>
@@ -4207,10 +4445,20 @@
       <w:r>
         <w:rPr>
           <w:rFonts w:ascii="Times New Roman" w:hAnsi="Times New Roman" w:cs="Times New Roman"/>
-          <w:sz w:val="24"/>
-          <w:szCs w:val="24"/>
-        </w:rPr>
-        <w:t xml:space="preserve">Regular Expressions: Pattern matching for code analysis </w:t>
+          <w:b/>
+          <w:bCs/>
+          <w:sz w:val="24"/>
+          <w:szCs w:val="24"/>
+        </w:rPr>
+        <w:t>Regular Expressions:</w:t>
+      </w:r>
+      <w:r>
+        <w:rPr>
+          <w:rFonts w:ascii="Times New Roman" w:hAnsi="Times New Roman" w:cs="Times New Roman"/>
+          <w:sz w:val="24"/>
+          <w:szCs w:val="24"/>
+        </w:rPr>
+        <w:t xml:space="preserve"> Pattern matching for code analysis </w:t>
       </w:r>
     </w:p>
     <w:p>
@@ -4231,6 +4479,8 @@
       <w:r>
         <w:rPr>
           <w:rFonts w:ascii="Times New Roman" w:hAnsi="Times New Roman" w:cs="Times New Roman"/>
+          <w:b/>
+          <w:bCs/>
           <w:sz w:val="24"/>
           <w:szCs w:val="24"/>
         </w:rPr>
@@ -4240,6 +4490,8 @@
       <w:r>
         <w:rPr>
           <w:rFonts w:ascii="Times New Roman" w:hAnsi="Times New Roman" w:cs="Times New Roman"/>
+          <w:b/>
+          <w:bCs/>
           <w:sz w:val="24"/>
           <w:szCs w:val="24"/>
         </w:rPr>
@@ -4249,10 +4501,20 @@
       <w:r>
         <w:rPr>
           <w:rFonts w:ascii="Times New Roman" w:hAnsi="Times New Roman" w:cs="Times New Roman"/>
-          <w:sz w:val="24"/>
-          <w:szCs w:val="24"/>
-        </w:rPr>
-        <w:t xml:space="preserve">: Cloud-based development and deployment environment ·    </w:t>
+          <w:b/>
+          <w:bCs/>
+          <w:sz w:val="24"/>
+          <w:szCs w:val="24"/>
+        </w:rPr>
+        <w:t>:</w:t>
+      </w:r>
+      <w:r>
+        <w:rPr>
+          <w:rFonts w:ascii="Times New Roman" w:hAnsi="Times New Roman" w:cs="Times New Roman"/>
+          <w:sz w:val="24"/>
+          <w:szCs w:val="24"/>
+        </w:rPr>
+        <w:t xml:space="preserve"> Cloud-based development and deployment environment ·    </w:t>
       </w:r>
     </w:p>
     <w:p>
@@ -4273,10 +4535,20 @@
       <w:r>
         <w:rPr>
           <w:rFonts w:ascii="Times New Roman" w:hAnsi="Times New Roman" w:cs="Times New Roman"/>
-          <w:sz w:val="24"/>
-          <w:szCs w:val="24"/>
-        </w:rPr>
-        <w:t xml:space="preserve">CSS3: Modern web standards for interface styling </w:t>
+          <w:b/>
+          <w:bCs/>
+          <w:sz w:val="24"/>
+          <w:szCs w:val="24"/>
+        </w:rPr>
+        <w:t>CSS3:</w:t>
+      </w:r>
+      <w:r>
+        <w:rPr>
+          <w:rFonts w:ascii="Times New Roman" w:hAnsi="Times New Roman" w:cs="Times New Roman"/>
+          <w:sz w:val="24"/>
+          <w:szCs w:val="24"/>
+        </w:rPr>
+        <w:t xml:space="preserve"> Modern web standards for interface styling </w:t>
       </w:r>
     </w:p>
     <w:p>
@@ -5971,19 +6243,50 @@
         <w:ind w:left="360"/>
         <w:rPr>
           <w:rFonts w:ascii="Times New Roman" w:hAnsi="Times New Roman" w:cs="Times New Roman"/>
-          <w:b/>
-          <w:sz w:val="24"/>
-          <w:szCs w:val="24"/>
-        </w:rPr>
-      </w:pPr>
-      <w:r>
-        <w:rPr>
-          <w:rFonts w:ascii="Times New Roman" w:hAnsi="Times New Roman" w:cs="Times New Roman"/>
-          <w:b/>
-          <w:sz w:val="24"/>
-          <w:szCs w:val="24"/>
-        </w:rPr>
-        <w:t>Step 12: End Process</w:t>
+          <w:bCs/>
+          <w:sz w:val="24"/>
+          <w:szCs w:val="24"/>
+        </w:rPr>
+      </w:pPr>
+      <w:r>
+        <w:rPr>
+          <w:rFonts w:ascii="Times New Roman" w:hAnsi="Times New Roman" w:cs="Times New Roman"/>
+          <w:b/>
+          <w:bCs/>
+          <w:sz w:val="24"/>
+          <w:szCs w:val="24"/>
+        </w:rPr>
+        <w:t>S</w:t>
+      </w:r>
+      <w:r>
+        <w:rPr>
+          <w:rFonts w:ascii="Times New Roman" w:hAnsi="Times New Roman" w:cs="Times New Roman"/>
+          <w:b/>
+          <w:bCs/>
+          <w:sz w:val="24"/>
+          <w:szCs w:val="24"/>
+        </w:rPr>
+        <w:t>t</w:t>
+      </w:r>
+      <w:r>
+        <w:rPr>
+          <w:rFonts w:ascii="Times New Roman" w:hAnsi="Times New Roman" w:cs="Times New Roman"/>
+          <w:b/>
+          <w:bCs/>
+          <w:sz w:val="24"/>
+          <w:szCs w:val="24"/>
+        </w:rPr>
+        <w:t xml:space="preserve">ep </w:t>
+      </w:r>
+      <w:r>
+        <w:rPr>
+          <w:rFonts w:ascii="Times New Roman" w:hAnsi="Times New Roman" w:cs="Times New Roman"/>
+          <w:b/>
+          <w:bCs/>
+          <w:sz w:val="24"/>
+          <w:szCs w:val="24"/>
+        </w:rPr>
+        <w:t>12: Share Documentation</w:t>
       </w:r>
     </w:p>
     <w:p>
@@ -6005,6 +6308,100 @@
           <w:sz w:val="24"/>
           <w:szCs w:val="24"/>
         </w:rPr>
+        <w:t xml:space="preserve">The system also provides a sharing feature that allows users to generate shareable links for the generated documentation. Users can easily share the documentation through platforms such as </w:t>
+      </w:r>
+      <w:r>
+        <w:rPr>
+          <w:rFonts w:ascii="Times New Roman" w:hAnsi="Times New Roman" w:cs="Times New Roman"/>
+          <w:b/>
+          <w:bCs/>
+          <w:sz w:val="24"/>
+          <w:szCs w:val="24"/>
+        </w:rPr>
+        <w:t>WhatsApp and Facebook</w:t>
+      </w:r>
+      <w:r>
+        <w:rPr>
+          <w:rFonts w:ascii="Times New Roman" w:hAnsi="Times New Roman" w:cs="Times New Roman"/>
+          <w:bCs/>
+          <w:sz w:val="24"/>
+          <w:szCs w:val="24"/>
+        </w:rPr>
+        <w:t>, enabling quick collaboration and communication with other developers or team members.</w:t>
+      </w:r>
+    </w:p>
+    <w:p>
+      <w:pPr>
+        <w:pStyle w:val="ListParagraph"/>
+        <w:spacing w:line="360" w:lineRule="auto"/>
+        <w:ind w:left="360"/>
+        <w:rPr>
+          <w:rFonts w:ascii="Times New Roman" w:hAnsi="Times New Roman" w:cs="Times New Roman"/>
+          <w:bCs/>
+          <w:sz w:val="24"/>
+          <w:szCs w:val="24"/>
+        </w:rPr>
+      </w:pPr>
+    </w:p>
+    <w:p>
+      <w:pPr>
+        <w:pStyle w:val="ListParagraph"/>
+        <w:spacing w:line="360" w:lineRule="auto"/>
+        <w:ind w:left="360"/>
+        <w:rPr>
+          <w:rFonts w:ascii="Times New Roman" w:hAnsi="Times New Roman" w:cs="Times New Roman"/>
+          <w:b/>
+          <w:sz w:val="24"/>
+          <w:szCs w:val="24"/>
+        </w:rPr>
+      </w:pPr>
+      <w:r>
+        <w:rPr>
+          <w:rFonts w:ascii="Times New Roman" w:hAnsi="Times New Roman" w:cs="Times New Roman"/>
+          <w:b/>
+          <w:sz w:val="24"/>
+          <w:szCs w:val="24"/>
+        </w:rPr>
+        <w:t>Step 1</w:t>
+      </w:r>
+      <w:r>
+        <w:rPr>
+          <w:rFonts w:ascii="Times New Roman" w:hAnsi="Times New Roman" w:cs="Times New Roman"/>
+          <w:b/>
+          <w:sz w:val="24"/>
+          <w:szCs w:val="24"/>
+        </w:rPr>
+        <w:t>3</w:t>
+      </w:r>
+      <w:r>
+        <w:rPr>
+          <w:rFonts w:ascii="Times New Roman" w:hAnsi="Times New Roman" w:cs="Times New Roman"/>
+          <w:b/>
+          <w:sz w:val="24"/>
+          <w:szCs w:val="24"/>
+        </w:rPr>
+        <w:t>: End Process</w:t>
+      </w:r>
+    </w:p>
+    <w:p>
+      <w:pPr>
+        <w:pStyle w:val="ListParagraph"/>
+        <w:spacing w:line="360" w:lineRule="auto"/>
+        <w:ind w:left="360"/>
+        <w:rPr>
+          <w:rFonts w:ascii="Times New Roman" w:hAnsi="Times New Roman" w:cs="Times New Roman"/>
+          <w:bCs/>
+          <w:sz w:val="24"/>
+          <w:szCs w:val="24"/>
+        </w:rPr>
+      </w:pPr>
+      <w:r>
+        <w:rPr>
+          <w:rFonts w:ascii="Times New Roman" w:hAnsi="Times New Roman" w:cs="Times New Roman"/>
+          <w:bCs/>
+          <w:sz w:val="24"/>
+          <w:szCs w:val="24"/>
+        </w:rPr>
         <w:t>The documentation generation process is completed, and the user can repeat the process for additional Python code.</w:t>
       </w:r>
     </w:p>
@@ -6049,48 +6446,7 @@
     </w:p>
     <w:p>
       <w:pPr>
-        <w:pStyle w:val="ListParagraph"/>
-        <w:spacing w:line="360" w:lineRule="auto"/>
-        <w:ind w:left="360"/>
-        <w:rPr>
-          <w:rFonts w:ascii="Times New Roman" w:hAnsi="Times New Roman" w:cs="Times New Roman"/>
-          <w:bCs/>
-          <w:sz w:val="24"/>
-          <w:szCs w:val="24"/>
-        </w:rPr>
-      </w:pPr>
-    </w:p>
-    <w:p>
-      <w:pPr>
-        <w:pStyle w:val="ListParagraph"/>
-        <w:spacing w:line="360" w:lineRule="auto"/>
-        <w:ind w:left="360"/>
-        <w:rPr>
-          <w:rFonts w:ascii="Times New Roman" w:hAnsi="Times New Roman" w:cs="Times New Roman"/>
-          <w:bCs/>
-          <w:sz w:val="24"/>
-          <w:szCs w:val="24"/>
-        </w:rPr>
-      </w:pPr>
-    </w:p>
-    <w:p>
-      <w:pPr>
-        <w:pStyle w:val="ListParagraph"/>
-        <w:spacing w:line="360" w:lineRule="auto"/>
-        <w:ind w:left="360"/>
-        <w:rPr>
-          <w:rFonts w:ascii="Times New Roman" w:hAnsi="Times New Roman" w:cs="Times New Roman"/>
-          <w:bCs/>
-          <w:sz w:val="24"/>
-          <w:szCs w:val="24"/>
-        </w:rPr>
-      </w:pPr>
-    </w:p>
-    <w:p>
-      <w:pPr>
-        <w:pStyle w:val="ListParagraph"/>
-        <w:spacing w:line="360" w:lineRule="auto"/>
-        <w:ind w:left="360"/>
+        <w:spacing w:line="360" w:lineRule="auto"/>
         <w:rPr>
           <w:rFonts w:ascii="Times New Roman" w:hAnsi="Times New Roman" w:cs="Times New Roman"/>
           <w:bCs/>
@@ -7177,6 +7533,7 @@
         <w:t xml:space="preserve">        tree = </w:t>
       </w:r>
       <w:proofErr w:type="spellStart"/>
+      <w:proofErr w:type="gramStart"/>
       <w:r>
         <w:rPr>
           <w:rFonts w:ascii="Times New Roman" w:hAnsi="Times New Roman" w:cs="Times New Roman"/>
@@ -7188,6 +7545,7 @@
         <w:t>ast.parse</w:t>
       </w:r>
       <w:proofErr w:type="spellEnd"/>
+      <w:proofErr w:type="gramEnd"/>
       <w:r>
         <w:rPr>
           <w:rFonts w:ascii="Times New Roman" w:hAnsi="Times New Roman" w:cs="Times New Roman"/>
@@ -7244,6 +7602,7 @@
         <w:t xml:space="preserve"> = </w:t>
       </w:r>
       <w:proofErr w:type="spellStart"/>
+      <w:proofErr w:type="gramStart"/>
       <w:r>
         <w:rPr>
           <w:rFonts w:ascii="Times New Roman" w:hAnsi="Times New Roman" w:cs="Times New Roman"/>
@@ -7255,6 +7614,7 @@
         <w:t>tree.body</w:t>
       </w:r>
       <w:proofErr w:type="spellEnd"/>
+      <w:proofErr w:type="gramEnd"/>
       <w:r>
         <w:rPr>
           <w:rFonts w:ascii="Times New Roman" w:hAnsi="Times New Roman" w:cs="Times New Roman"/>
@@ -7413,7 +7773,29 @@
           <w:szCs w:val="24"/>
           <w:lang w:val="en-IN"/>
         </w:rPr>
-        <w:t>func_def.args.args</w:t>
+        <w:t>func_</w:t>
+      </w:r>
+      <w:proofErr w:type="gramStart"/>
+      <w:r>
+        <w:rPr>
+          <w:rFonts w:ascii="Times New Roman" w:hAnsi="Times New Roman" w:cs="Times New Roman"/>
+          <w:bCs/>
+          <w:sz w:val="24"/>
+          <w:szCs w:val="24"/>
+          <w:lang w:val="en-IN"/>
+        </w:rPr>
+        <w:t>def.args</w:t>
+      </w:r>
+      <w:proofErr w:type="gramEnd"/>
+      <w:r>
+        <w:rPr>
+          <w:rFonts w:ascii="Times New Roman" w:hAnsi="Times New Roman" w:cs="Times New Roman"/>
+          <w:bCs/>
+          <w:sz w:val="24"/>
+          <w:szCs w:val="24"/>
+          <w:lang w:val="en-IN"/>
+        </w:rPr>
+        <w:t>.args</w:t>
       </w:r>
       <w:proofErr w:type="spellEnd"/>
       <w:r>
@@ -7495,6 +7877,7 @@
         <w:t xml:space="preserve">            if </w:t>
       </w:r>
       <w:proofErr w:type="spellStart"/>
+      <w:proofErr w:type="gramStart"/>
       <w:r>
         <w:rPr>
           <w:rFonts w:ascii="Times New Roman" w:hAnsi="Times New Roman" w:cs="Times New Roman"/>
@@ -7506,6 +7889,7 @@
         <w:t>arg.annotation</w:t>
       </w:r>
       <w:proofErr w:type="spellEnd"/>
+      <w:proofErr w:type="gramEnd"/>
       <w:r>
         <w:rPr>
           <w:rFonts w:ascii="Times New Roman" w:hAnsi="Times New Roman" w:cs="Times New Roman"/>
@@ -7562,6 +7946,7 @@
         <w:t xml:space="preserve"> = </w:t>
       </w:r>
       <w:proofErr w:type="spellStart"/>
+      <w:proofErr w:type="gramStart"/>
       <w:r>
         <w:rPr>
           <w:rFonts w:ascii="Times New Roman" w:hAnsi="Times New Roman" w:cs="Times New Roman"/>
@@ -7573,6 +7958,7 @@
         <w:t>ast.unparse</w:t>
       </w:r>
       <w:proofErr w:type="spellEnd"/>
+      <w:proofErr w:type="gramEnd"/>
       <w:r>
         <w:rPr>
           <w:rFonts w:ascii="Times New Roman" w:hAnsi="Times New Roman" w:cs="Times New Roman"/>
@@ -7584,6 +7970,7 @@
         <w:t>(</w:t>
       </w:r>
       <w:proofErr w:type="spellStart"/>
+      <w:proofErr w:type="gramStart"/>
       <w:r>
         <w:rPr>
           <w:rFonts w:ascii="Times New Roman" w:hAnsi="Times New Roman" w:cs="Times New Roman"/>
@@ -7595,6 +7982,7 @@
         <w:t>arg.annotation</w:t>
       </w:r>
       <w:proofErr w:type="spellEnd"/>
+      <w:proofErr w:type="gramEnd"/>
       <w:r>
         <w:rPr>
           <w:rFonts w:ascii="Times New Roman" w:hAnsi="Times New Roman" w:cs="Times New Roman"/>
@@ -7629,6 +8017,7 @@
         <w:t xml:space="preserve">            </w:t>
       </w:r>
       <w:proofErr w:type="spellStart"/>
+      <w:proofErr w:type="gramStart"/>
       <w:r>
         <w:rPr>
           <w:rFonts w:ascii="Times New Roman" w:hAnsi="Times New Roman" w:cs="Times New Roman"/>
@@ -7640,6 +8029,7 @@
         <w:t>params.append</w:t>
       </w:r>
       <w:proofErr w:type="spellEnd"/>
+      <w:proofErr w:type="gramEnd"/>
       <w:r>
         <w:rPr>
           <w:rFonts w:ascii="Times New Roman" w:hAnsi="Times New Roman" w:cs="Times New Roman"/>
@@ -7843,9 +8233,21 @@
           <w:szCs w:val="24"/>
           <w:lang w:val="en-IN"/>
         </w:rPr>
-        <w:t>func_def.returns</w:t>
+        <w:t>func_</w:t>
+      </w:r>
+      <w:proofErr w:type="gramStart"/>
+      <w:r>
+        <w:rPr>
+          <w:rFonts w:ascii="Times New Roman" w:hAnsi="Times New Roman" w:cs="Times New Roman"/>
+          <w:bCs/>
+          <w:sz w:val="24"/>
+          <w:szCs w:val="24"/>
+          <w:lang w:val="en-IN"/>
+        </w:rPr>
+        <w:t>def.returns</w:t>
       </w:r>
       <w:proofErr w:type="spellEnd"/>
+      <w:proofErr w:type="gramEnd"/>
       <w:r>
         <w:rPr>
           <w:rFonts w:ascii="Times New Roman" w:hAnsi="Times New Roman" w:cs="Times New Roman"/>
@@ -7902,6 +8304,7 @@
         <w:t xml:space="preserve"> = </w:t>
       </w:r>
       <w:proofErr w:type="spellStart"/>
+      <w:proofErr w:type="gramStart"/>
       <w:r>
         <w:rPr>
           <w:rFonts w:ascii="Times New Roman" w:hAnsi="Times New Roman" w:cs="Times New Roman"/>
@@ -7913,6 +8316,7 @@
         <w:t>ast.unparse</w:t>
       </w:r>
       <w:proofErr w:type="spellEnd"/>
+      <w:proofErr w:type="gramEnd"/>
       <w:r>
         <w:rPr>
           <w:rFonts w:ascii="Times New Roman" w:hAnsi="Times New Roman" w:cs="Times New Roman"/>
@@ -7932,9 +8336,21 @@
           <w:szCs w:val="24"/>
           <w:lang w:val="en-IN"/>
         </w:rPr>
-        <w:t>func_def.returns</w:t>
+        <w:t>func_</w:t>
+      </w:r>
+      <w:proofErr w:type="gramStart"/>
+      <w:r>
+        <w:rPr>
+          <w:rFonts w:ascii="Times New Roman" w:hAnsi="Times New Roman" w:cs="Times New Roman"/>
+          <w:bCs/>
+          <w:sz w:val="24"/>
+          <w:szCs w:val="24"/>
+          <w:lang w:val="en-IN"/>
+        </w:rPr>
+        <w:t>def.returns</w:t>
       </w:r>
       <w:proofErr w:type="spellEnd"/>
+      <w:proofErr w:type="gramEnd"/>
       <w:r>
         <w:rPr>
           <w:rFonts w:ascii="Times New Roman" w:hAnsi="Times New Roman" w:cs="Times New Roman"/>
@@ -8073,15 +8489,27 @@
         <w:t xml:space="preserve">            '</w:t>
       </w:r>
       <w:proofErr w:type="spellStart"/>
-      <w:r>
-        <w:rPr>
-          <w:rFonts w:ascii="Times New Roman" w:hAnsi="Times New Roman" w:cs="Times New Roman"/>
-          <w:bCs/>
-          <w:sz w:val="24"/>
-          <w:szCs w:val="24"/>
-          <w:lang w:val="en-IN"/>
-        </w:rPr>
-        <w:t>return_type</w:t>
+      <w:proofErr w:type="gramStart"/>
+      <w:r>
+        <w:rPr>
+          <w:rFonts w:ascii="Times New Roman" w:hAnsi="Times New Roman" w:cs="Times New Roman"/>
+          <w:bCs/>
+          <w:sz w:val="24"/>
+          <w:szCs w:val="24"/>
+          <w:lang w:val="en-IN"/>
+        </w:rPr>
+        <w:t>return</w:t>
+      </w:r>
+      <w:proofErr w:type="gramEnd"/>
+      <w:r>
+        <w:rPr>
+          <w:rFonts w:ascii="Times New Roman" w:hAnsi="Times New Roman" w:cs="Times New Roman"/>
+          <w:bCs/>
+          <w:sz w:val="24"/>
+          <w:szCs w:val="24"/>
+          <w:lang w:val="en-IN"/>
+        </w:rPr>
+        <w:t>_type</w:t>
       </w:r>
       <w:proofErr w:type="spellEnd"/>
       <w:r>
@@ -8234,7 +8662,18 @@
           <w:szCs w:val="24"/>
           <w:lang w:val="en-IN"/>
         </w:rPr>
-        <w:t>analyze_function_logic</w:t>
+        <w:t>analyze_function_</w:t>
+      </w:r>
+      <w:proofErr w:type="gramStart"/>
+      <w:r>
+        <w:rPr>
+          <w:rFonts w:ascii="Times New Roman" w:hAnsi="Times New Roman" w:cs="Times New Roman"/>
+          <w:bCs/>
+          <w:sz w:val="24"/>
+          <w:szCs w:val="24"/>
+          <w:lang w:val="en-IN"/>
+        </w:rPr>
+        <w:t>logic</w:t>
       </w:r>
       <w:proofErr w:type="spellEnd"/>
       <w:r>
@@ -8248,6 +8687,7 @@
         <w:t>(</w:t>
       </w:r>
       <w:proofErr w:type="spellStart"/>
+      <w:proofErr w:type="gramEnd"/>
       <w:r>
         <w:rPr>
           <w:rFonts w:ascii="Times New Roman" w:hAnsi="Times New Roman" w:cs="Times New Roman"/>
@@ -8316,6 +8756,421 @@
         <w:t xml:space="preserve">        '</w:t>
       </w:r>
       <w:proofErr w:type="spellStart"/>
+      <w:proofErr w:type="gramStart"/>
+      <w:r>
+        <w:rPr>
+          <w:rFonts w:ascii="Times New Roman" w:hAnsi="Times New Roman" w:cs="Times New Roman"/>
+          <w:bCs/>
+          <w:sz w:val="24"/>
+          <w:szCs w:val="24"/>
+          <w:lang w:val="en-IN"/>
+        </w:rPr>
+        <w:t>has</w:t>
+      </w:r>
+      <w:proofErr w:type="gramEnd"/>
+      <w:r>
+        <w:rPr>
+          <w:rFonts w:ascii="Times New Roman" w:hAnsi="Times New Roman" w:cs="Times New Roman"/>
+          <w:bCs/>
+          <w:sz w:val="24"/>
+          <w:szCs w:val="24"/>
+          <w:lang w:val="en-IN"/>
+        </w:rPr>
+        <w:t>_loops</w:t>
+      </w:r>
+      <w:proofErr w:type="spellEnd"/>
+      <w:r>
+        <w:rPr>
+          <w:rFonts w:ascii="Times New Roman" w:hAnsi="Times New Roman" w:cs="Times New Roman"/>
+          <w:bCs/>
+          <w:sz w:val="24"/>
+          <w:szCs w:val="24"/>
+          <w:lang w:val="en-IN"/>
+        </w:rPr>
+        <w:t>': False,</w:t>
+      </w:r>
+    </w:p>
+    <w:p>
+      <w:pPr>
+        <w:spacing w:line="360" w:lineRule="auto"/>
+        <w:ind w:left="720"/>
+        <w:rPr>
+          <w:rFonts w:ascii="Times New Roman" w:hAnsi="Times New Roman" w:cs="Times New Roman"/>
+          <w:bCs/>
+          <w:sz w:val="24"/>
+          <w:szCs w:val="24"/>
+          <w:lang w:val="en-IN"/>
+        </w:rPr>
+      </w:pPr>
+      <w:r>
+        <w:rPr>
+          <w:rFonts w:ascii="Times New Roman" w:hAnsi="Times New Roman" w:cs="Times New Roman"/>
+          <w:bCs/>
+          <w:sz w:val="24"/>
+          <w:szCs w:val="24"/>
+          <w:lang w:val="en-IN"/>
+        </w:rPr>
+        <w:t xml:space="preserve">        '</w:t>
+      </w:r>
+      <w:proofErr w:type="spellStart"/>
+      <w:proofErr w:type="gramStart"/>
+      <w:r>
+        <w:rPr>
+          <w:rFonts w:ascii="Times New Roman" w:hAnsi="Times New Roman" w:cs="Times New Roman"/>
+          <w:bCs/>
+          <w:sz w:val="24"/>
+          <w:szCs w:val="24"/>
+          <w:lang w:val="en-IN"/>
+        </w:rPr>
+        <w:t>has</w:t>
+      </w:r>
+      <w:proofErr w:type="gramEnd"/>
+      <w:r>
+        <w:rPr>
+          <w:rFonts w:ascii="Times New Roman" w:hAnsi="Times New Roman" w:cs="Times New Roman"/>
+          <w:bCs/>
+          <w:sz w:val="24"/>
+          <w:szCs w:val="24"/>
+          <w:lang w:val="en-IN"/>
+        </w:rPr>
+        <w:t>_conditions</w:t>
+      </w:r>
+      <w:proofErr w:type="spellEnd"/>
+      <w:r>
+        <w:rPr>
+          <w:rFonts w:ascii="Times New Roman" w:hAnsi="Times New Roman" w:cs="Times New Roman"/>
+          <w:bCs/>
+          <w:sz w:val="24"/>
+          <w:szCs w:val="24"/>
+          <w:lang w:val="en-IN"/>
+        </w:rPr>
+        <w:t>': False,</w:t>
+      </w:r>
+    </w:p>
+    <w:p>
+      <w:pPr>
+        <w:spacing w:line="360" w:lineRule="auto"/>
+        <w:ind w:left="720"/>
+        <w:rPr>
+          <w:rFonts w:ascii="Times New Roman" w:hAnsi="Times New Roman" w:cs="Times New Roman"/>
+          <w:bCs/>
+          <w:sz w:val="24"/>
+          <w:szCs w:val="24"/>
+          <w:lang w:val="en-IN"/>
+        </w:rPr>
+      </w:pPr>
+      <w:r>
+        <w:rPr>
+          <w:rFonts w:ascii="Times New Roman" w:hAnsi="Times New Roman" w:cs="Times New Roman"/>
+          <w:bCs/>
+          <w:sz w:val="24"/>
+          <w:szCs w:val="24"/>
+          <w:lang w:val="en-IN"/>
+        </w:rPr>
+        <w:t xml:space="preserve">        '</w:t>
+      </w:r>
+      <w:proofErr w:type="spellStart"/>
+      <w:proofErr w:type="gramStart"/>
+      <w:r>
+        <w:rPr>
+          <w:rFonts w:ascii="Times New Roman" w:hAnsi="Times New Roman" w:cs="Times New Roman"/>
+          <w:bCs/>
+          <w:sz w:val="24"/>
+          <w:szCs w:val="24"/>
+          <w:lang w:val="en-IN"/>
+        </w:rPr>
+        <w:t>has</w:t>
+      </w:r>
+      <w:proofErr w:type="gramEnd"/>
+      <w:r>
+        <w:rPr>
+          <w:rFonts w:ascii="Times New Roman" w:hAnsi="Times New Roman" w:cs="Times New Roman"/>
+          <w:bCs/>
+          <w:sz w:val="24"/>
+          <w:szCs w:val="24"/>
+          <w:lang w:val="en-IN"/>
+        </w:rPr>
+        <w:t>_return</w:t>
+      </w:r>
+      <w:proofErr w:type="spellEnd"/>
+      <w:r>
+        <w:rPr>
+          <w:rFonts w:ascii="Times New Roman" w:hAnsi="Times New Roman" w:cs="Times New Roman"/>
+          <w:bCs/>
+          <w:sz w:val="24"/>
+          <w:szCs w:val="24"/>
+          <w:lang w:val="en-IN"/>
+        </w:rPr>
+        <w:t>': False</w:t>
+      </w:r>
+    </w:p>
+    <w:p>
+      <w:pPr>
+        <w:spacing w:line="360" w:lineRule="auto"/>
+        <w:ind w:left="720"/>
+        <w:rPr>
+          <w:rFonts w:ascii="Times New Roman" w:hAnsi="Times New Roman" w:cs="Times New Roman"/>
+          <w:bCs/>
+          <w:sz w:val="24"/>
+          <w:szCs w:val="24"/>
+          <w:lang w:val="en-IN"/>
+        </w:rPr>
+      </w:pPr>
+      <w:r>
+        <w:rPr>
+          <w:rFonts w:ascii="Times New Roman" w:hAnsi="Times New Roman" w:cs="Times New Roman"/>
+          <w:bCs/>
+          <w:sz w:val="24"/>
+          <w:szCs w:val="24"/>
+          <w:lang w:val="en-IN"/>
+        </w:rPr>
+        <w:t xml:space="preserve">    }</w:t>
+      </w:r>
+    </w:p>
+    <w:p>
+      <w:pPr>
+        <w:spacing w:line="360" w:lineRule="auto"/>
+        <w:ind w:left="720"/>
+        <w:rPr>
+          <w:rFonts w:ascii="Times New Roman" w:hAnsi="Times New Roman" w:cs="Times New Roman"/>
+          <w:bCs/>
+          <w:sz w:val="24"/>
+          <w:szCs w:val="24"/>
+          <w:lang w:val="en-IN"/>
+        </w:rPr>
+      </w:pPr>
+    </w:p>
+    <w:p>
+      <w:pPr>
+        <w:spacing w:line="360" w:lineRule="auto"/>
+        <w:ind w:left="720"/>
+        <w:rPr>
+          <w:rFonts w:ascii="Times New Roman" w:hAnsi="Times New Roman" w:cs="Times New Roman"/>
+          <w:bCs/>
+          <w:sz w:val="24"/>
+          <w:szCs w:val="24"/>
+          <w:lang w:val="en-IN"/>
+        </w:rPr>
+      </w:pPr>
+      <w:r>
+        <w:rPr>
+          <w:rFonts w:ascii="Times New Roman" w:hAnsi="Times New Roman" w:cs="Times New Roman"/>
+          <w:bCs/>
+          <w:sz w:val="24"/>
+          <w:szCs w:val="24"/>
+          <w:lang w:val="en-IN"/>
+        </w:rPr>
+        <w:t xml:space="preserve">    for node in </w:t>
+      </w:r>
+      <w:proofErr w:type="spellStart"/>
+      <w:proofErr w:type="gramStart"/>
+      <w:r>
+        <w:rPr>
+          <w:rFonts w:ascii="Times New Roman" w:hAnsi="Times New Roman" w:cs="Times New Roman"/>
+          <w:bCs/>
+          <w:sz w:val="24"/>
+          <w:szCs w:val="24"/>
+          <w:lang w:val="en-IN"/>
+        </w:rPr>
+        <w:t>ast.walk</w:t>
+      </w:r>
+      <w:proofErr w:type="spellEnd"/>
+      <w:proofErr w:type="gramEnd"/>
+      <w:r>
+        <w:rPr>
+          <w:rFonts w:ascii="Times New Roman" w:hAnsi="Times New Roman" w:cs="Times New Roman"/>
+          <w:bCs/>
+          <w:sz w:val="24"/>
+          <w:szCs w:val="24"/>
+          <w:lang w:val="en-IN"/>
+        </w:rPr>
+        <w:t>(</w:t>
+      </w:r>
+      <w:proofErr w:type="spellStart"/>
+      <w:r>
+        <w:rPr>
+          <w:rFonts w:ascii="Times New Roman" w:hAnsi="Times New Roman" w:cs="Times New Roman"/>
+          <w:bCs/>
+          <w:sz w:val="24"/>
+          <w:szCs w:val="24"/>
+          <w:lang w:val="en-IN"/>
+        </w:rPr>
+        <w:t>func_def</w:t>
+      </w:r>
+      <w:proofErr w:type="spellEnd"/>
+      <w:r>
+        <w:rPr>
+          <w:rFonts w:ascii="Times New Roman" w:hAnsi="Times New Roman" w:cs="Times New Roman"/>
+          <w:bCs/>
+          <w:sz w:val="24"/>
+          <w:szCs w:val="24"/>
+          <w:lang w:val="en-IN"/>
+        </w:rPr>
+        <w:t>):</w:t>
+      </w:r>
+    </w:p>
+    <w:p>
+      <w:pPr>
+        <w:spacing w:line="360" w:lineRule="auto"/>
+        <w:ind w:left="720"/>
+        <w:rPr>
+          <w:rFonts w:ascii="Times New Roman" w:hAnsi="Times New Roman" w:cs="Times New Roman"/>
+          <w:bCs/>
+          <w:sz w:val="24"/>
+          <w:szCs w:val="24"/>
+          <w:lang w:val="en-IN"/>
+        </w:rPr>
+      </w:pPr>
+      <w:r>
+        <w:rPr>
+          <w:rFonts w:ascii="Times New Roman" w:hAnsi="Times New Roman" w:cs="Times New Roman"/>
+          <w:bCs/>
+          <w:sz w:val="24"/>
+          <w:szCs w:val="24"/>
+          <w:lang w:val="en-IN"/>
+        </w:rPr>
+        <w:t xml:space="preserve">        if </w:t>
+      </w:r>
+      <w:proofErr w:type="spellStart"/>
+      <w:proofErr w:type="gramStart"/>
+      <w:r>
+        <w:rPr>
+          <w:rFonts w:ascii="Times New Roman" w:hAnsi="Times New Roman" w:cs="Times New Roman"/>
+          <w:bCs/>
+          <w:sz w:val="24"/>
+          <w:szCs w:val="24"/>
+          <w:lang w:val="en-IN"/>
+        </w:rPr>
+        <w:t>isinstance</w:t>
+      </w:r>
+      <w:proofErr w:type="spellEnd"/>
+      <w:r>
+        <w:rPr>
+          <w:rFonts w:ascii="Times New Roman" w:hAnsi="Times New Roman" w:cs="Times New Roman"/>
+          <w:bCs/>
+          <w:sz w:val="24"/>
+          <w:szCs w:val="24"/>
+          <w:lang w:val="en-IN"/>
+        </w:rPr>
+        <w:t>(</w:t>
+      </w:r>
+      <w:proofErr w:type="gramEnd"/>
+      <w:r>
+        <w:rPr>
+          <w:rFonts w:ascii="Times New Roman" w:hAnsi="Times New Roman" w:cs="Times New Roman"/>
+          <w:bCs/>
+          <w:sz w:val="24"/>
+          <w:szCs w:val="24"/>
+          <w:lang w:val="en-IN"/>
+        </w:rPr>
+        <w:t xml:space="preserve">node, </w:t>
+      </w:r>
+      <w:proofErr w:type="spellStart"/>
+      <w:proofErr w:type="gramStart"/>
+      <w:r>
+        <w:rPr>
+          <w:rFonts w:ascii="Times New Roman" w:hAnsi="Times New Roman" w:cs="Times New Roman"/>
+          <w:bCs/>
+          <w:sz w:val="24"/>
+          <w:szCs w:val="24"/>
+          <w:lang w:val="en-IN"/>
+        </w:rPr>
+        <w:t>ast.For</w:t>
+      </w:r>
+      <w:proofErr w:type="spellEnd"/>
+      <w:proofErr w:type="gramEnd"/>
+      <w:r>
+        <w:rPr>
+          <w:rFonts w:ascii="Times New Roman" w:hAnsi="Times New Roman" w:cs="Times New Roman"/>
+          <w:bCs/>
+          <w:sz w:val="24"/>
+          <w:szCs w:val="24"/>
+          <w:lang w:val="en-IN"/>
+        </w:rPr>
+        <w:t xml:space="preserve">) or </w:t>
+      </w:r>
+      <w:proofErr w:type="spellStart"/>
+      <w:proofErr w:type="gramStart"/>
+      <w:r>
+        <w:rPr>
+          <w:rFonts w:ascii="Times New Roman" w:hAnsi="Times New Roman" w:cs="Times New Roman"/>
+          <w:bCs/>
+          <w:sz w:val="24"/>
+          <w:szCs w:val="24"/>
+          <w:lang w:val="en-IN"/>
+        </w:rPr>
+        <w:t>isinstance</w:t>
+      </w:r>
+      <w:proofErr w:type="spellEnd"/>
+      <w:r>
+        <w:rPr>
+          <w:rFonts w:ascii="Times New Roman" w:hAnsi="Times New Roman" w:cs="Times New Roman"/>
+          <w:bCs/>
+          <w:sz w:val="24"/>
+          <w:szCs w:val="24"/>
+          <w:lang w:val="en-IN"/>
+        </w:rPr>
+        <w:t>(</w:t>
+      </w:r>
+      <w:proofErr w:type="gramEnd"/>
+      <w:r>
+        <w:rPr>
+          <w:rFonts w:ascii="Times New Roman" w:hAnsi="Times New Roman" w:cs="Times New Roman"/>
+          <w:bCs/>
+          <w:sz w:val="24"/>
+          <w:szCs w:val="24"/>
+          <w:lang w:val="en-IN"/>
+        </w:rPr>
+        <w:t xml:space="preserve">node, </w:t>
+      </w:r>
+      <w:proofErr w:type="spellStart"/>
+      <w:proofErr w:type="gramStart"/>
+      <w:r>
+        <w:rPr>
+          <w:rFonts w:ascii="Times New Roman" w:hAnsi="Times New Roman" w:cs="Times New Roman"/>
+          <w:bCs/>
+          <w:sz w:val="24"/>
+          <w:szCs w:val="24"/>
+          <w:lang w:val="en-IN"/>
+        </w:rPr>
+        <w:t>ast.While</w:t>
+      </w:r>
+      <w:proofErr w:type="spellEnd"/>
+      <w:proofErr w:type="gramEnd"/>
+      <w:r>
+        <w:rPr>
+          <w:rFonts w:ascii="Times New Roman" w:hAnsi="Times New Roman" w:cs="Times New Roman"/>
+          <w:bCs/>
+          <w:sz w:val="24"/>
+          <w:szCs w:val="24"/>
+          <w:lang w:val="en-IN"/>
+        </w:rPr>
+        <w:t>):</w:t>
+      </w:r>
+    </w:p>
+    <w:p>
+      <w:pPr>
+        <w:spacing w:line="360" w:lineRule="auto"/>
+        <w:ind w:left="720"/>
+        <w:rPr>
+          <w:rFonts w:ascii="Times New Roman" w:hAnsi="Times New Roman" w:cs="Times New Roman"/>
+          <w:bCs/>
+          <w:sz w:val="24"/>
+          <w:szCs w:val="24"/>
+          <w:lang w:val="en-IN"/>
+        </w:rPr>
+      </w:pPr>
+      <w:r>
+        <w:rPr>
+          <w:rFonts w:ascii="Times New Roman" w:hAnsi="Times New Roman" w:cs="Times New Roman"/>
+          <w:bCs/>
+          <w:sz w:val="24"/>
+          <w:szCs w:val="24"/>
+          <w:lang w:val="en-IN"/>
+        </w:rPr>
+        <w:t xml:space="preserve">            analysis['</w:t>
+      </w:r>
+      <w:proofErr w:type="spellStart"/>
       <w:r>
         <w:rPr>
           <w:rFonts w:ascii="Times New Roman" w:hAnsi="Times New Roman" w:cs="Times New Roman"/>
@@ -8335,7 +9190,7 @@
           <w:szCs w:val="24"/>
           <w:lang w:val="en-IN"/>
         </w:rPr>
-        <w:t>': False,</w:t>
+        <w:t>'] = True</w:t>
       </w:r>
     </w:p>
     <w:p>
@@ -8358,7 +9213,7 @@
           <w:szCs w:val="24"/>
           <w:lang w:val="en-IN"/>
         </w:rPr>
-        <w:t xml:space="preserve">        '</w:t>
+        <w:t xml:space="preserve">        </w:t>
       </w:r>
       <w:proofErr w:type="spellStart"/>
       <w:r>
@@ -8369,6 +9224,109 @@
           <w:szCs w:val="24"/>
           <w:lang w:val="en-IN"/>
         </w:rPr>
+        <w:t>elif</w:t>
+      </w:r>
+      <w:proofErr w:type="spellEnd"/>
+      <w:r>
+        <w:rPr>
+          <w:rFonts w:ascii="Times New Roman" w:hAnsi="Times New Roman" w:cs="Times New Roman"/>
+          <w:bCs/>
+          <w:sz w:val="24"/>
+          <w:szCs w:val="24"/>
+          <w:lang w:val="en-IN"/>
+        </w:rPr>
+        <w:t xml:space="preserve"> </w:t>
+      </w:r>
+      <w:proofErr w:type="spellStart"/>
+      <w:proofErr w:type="gramStart"/>
+      <w:r>
+        <w:rPr>
+          <w:rFonts w:ascii="Times New Roman" w:hAnsi="Times New Roman" w:cs="Times New Roman"/>
+          <w:bCs/>
+          <w:sz w:val="24"/>
+          <w:szCs w:val="24"/>
+          <w:lang w:val="en-IN"/>
+        </w:rPr>
+        <w:t>isinstance</w:t>
+      </w:r>
+      <w:proofErr w:type="spellEnd"/>
+      <w:r>
+        <w:rPr>
+          <w:rFonts w:ascii="Times New Roman" w:hAnsi="Times New Roman" w:cs="Times New Roman"/>
+          <w:bCs/>
+          <w:sz w:val="24"/>
+          <w:szCs w:val="24"/>
+          <w:lang w:val="en-IN"/>
+        </w:rPr>
+        <w:t>(</w:t>
+      </w:r>
+      <w:proofErr w:type="gramEnd"/>
+      <w:r>
+        <w:rPr>
+          <w:rFonts w:ascii="Times New Roman" w:hAnsi="Times New Roman" w:cs="Times New Roman"/>
+          <w:bCs/>
+          <w:sz w:val="24"/>
+          <w:szCs w:val="24"/>
+          <w:lang w:val="en-IN"/>
+        </w:rPr>
+        <w:t xml:space="preserve">node, </w:t>
+      </w:r>
+      <w:proofErr w:type="spellStart"/>
+      <w:proofErr w:type="gramStart"/>
+      <w:r>
+        <w:rPr>
+          <w:rFonts w:ascii="Times New Roman" w:hAnsi="Times New Roman" w:cs="Times New Roman"/>
+          <w:bCs/>
+          <w:sz w:val="24"/>
+          <w:szCs w:val="24"/>
+          <w:lang w:val="en-IN"/>
+        </w:rPr>
+        <w:t>ast.If</w:t>
+      </w:r>
+      <w:proofErr w:type="spellEnd"/>
+      <w:proofErr w:type="gramEnd"/>
+      <w:r>
+        <w:rPr>
+          <w:rFonts w:ascii="Times New Roman" w:hAnsi="Times New Roman" w:cs="Times New Roman"/>
+          <w:bCs/>
+          <w:sz w:val="24"/>
+          <w:szCs w:val="24"/>
+          <w:lang w:val="en-IN"/>
+        </w:rPr>
+        <w:t>):</w:t>
+      </w:r>
+    </w:p>
+    <w:p>
+      <w:pPr>
+        <w:spacing w:line="360" w:lineRule="auto"/>
+        <w:ind w:left="720"/>
+        <w:rPr>
+          <w:rFonts w:ascii="Times New Roman" w:hAnsi="Times New Roman" w:cs="Times New Roman"/>
+          <w:bCs/>
+          <w:sz w:val="24"/>
+          <w:szCs w:val="24"/>
+          <w:lang w:val="en-IN"/>
+        </w:rPr>
+      </w:pPr>
+      <w:r>
+        <w:rPr>
+          <w:rFonts w:ascii="Times New Roman" w:hAnsi="Times New Roman" w:cs="Times New Roman"/>
+          <w:bCs/>
+          <w:sz w:val="24"/>
+          <w:szCs w:val="24"/>
+          <w:lang w:val="en-IN"/>
+        </w:rPr>
+        <w:t xml:space="preserve">            analysis['</w:t>
+      </w:r>
+      <w:proofErr w:type="spellStart"/>
+      <w:r>
+        <w:rPr>
+          <w:rFonts w:ascii="Times New Roman" w:hAnsi="Times New Roman" w:cs="Times New Roman"/>
+          <w:bCs/>
+          <w:sz w:val="24"/>
+          <w:szCs w:val="24"/>
+          <w:lang w:val="en-IN"/>
+        </w:rPr>
         <w:t>has_conditions</w:t>
       </w:r>
       <w:proofErr w:type="spellEnd"/>
@@ -8380,7 +9338,7 @@
           <w:szCs w:val="24"/>
           <w:lang w:val="en-IN"/>
         </w:rPr>
-        <w:t>': False,</w:t>
+        <w:t>'] = True</w:t>
       </w:r>
     </w:p>
     <w:p>
@@ -8403,7 +9361,7 @@
           <w:szCs w:val="24"/>
           <w:lang w:val="en-IN"/>
         </w:rPr>
-        <w:t xml:space="preserve">        '</w:t>
+        <w:t xml:space="preserve">        </w:t>
       </w:r>
       <w:proofErr w:type="spellStart"/>
       <w:r>
@@ -8414,7 +9372,7 @@
           <w:szCs w:val="24"/>
           <w:lang w:val="en-IN"/>
         </w:rPr>
-        <w:t>has_return</w:t>
+        <w:t>elif</w:t>
       </w:r>
       <w:proofErr w:type="spellEnd"/>
       <w:r>
@@ -8425,77 +9383,19 @@
           <w:szCs w:val="24"/>
           <w:lang w:val="en-IN"/>
         </w:rPr>
-        <w:t>': False</w:t>
-      </w:r>
-    </w:p>
-    <w:p>
-      <w:pPr>
-        <w:spacing w:line="360" w:lineRule="auto"/>
-        <w:ind w:left="720"/>
-        <w:rPr>
-          <w:rFonts w:ascii="Times New Roman" w:hAnsi="Times New Roman" w:cs="Times New Roman"/>
-          <w:bCs/>
-          <w:sz w:val="24"/>
-          <w:szCs w:val="24"/>
-          <w:lang w:val="en-IN"/>
-        </w:rPr>
-      </w:pPr>
-      <w:r>
-        <w:rPr>
-          <w:rFonts w:ascii="Times New Roman" w:hAnsi="Times New Roman" w:cs="Times New Roman"/>
-          <w:bCs/>
-          <w:sz w:val="24"/>
-          <w:szCs w:val="24"/>
-          <w:lang w:val="en-IN"/>
-        </w:rPr>
-        <w:t xml:space="preserve">    }</w:t>
-      </w:r>
-    </w:p>
-    <w:p>
-      <w:pPr>
-        <w:spacing w:line="360" w:lineRule="auto"/>
-        <w:ind w:left="720"/>
-        <w:rPr>
-          <w:rFonts w:ascii="Times New Roman" w:hAnsi="Times New Roman" w:cs="Times New Roman"/>
-          <w:bCs/>
-          <w:sz w:val="24"/>
-          <w:szCs w:val="24"/>
-          <w:lang w:val="en-IN"/>
-        </w:rPr>
-      </w:pPr>
-    </w:p>
-    <w:p>
-      <w:pPr>
-        <w:spacing w:line="360" w:lineRule="auto"/>
-        <w:ind w:left="720"/>
-        <w:rPr>
-          <w:rFonts w:ascii="Times New Roman" w:hAnsi="Times New Roman" w:cs="Times New Roman"/>
-          <w:bCs/>
-          <w:sz w:val="24"/>
-          <w:szCs w:val="24"/>
-          <w:lang w:val="en-IN"/>
-        </w:rPr>
-      </w:pPr>
-      <w:r>
-        <w:rPr>
-          <w:rFonts w:ascii="Times New Roman" w:hAnsi="Times New Roman" w:cs="Times New Roman"/>
-          <w:bCs/>
-          <w:sz w:val="24"/>
-          <w:szCs w:val="24"/>
-          <w:lang w:val="en-IN"/>
-        </w:rPr>
-        <w:t xml:space="preserve">    for node in </w:t>
+        <w:t xml:space="preserve"> </w:t>
       </w:r>
       <w:proofErr w:type="spellStart"/>
-      <w:r>
-        <w:rPr>
-          <w:rFonts w:ascii="Times New Roman" w:hAnsi="Times New Roman" w:cs="Times New Roman"/>
-          <w:bCs/>
-          <w:sz w:val="24"/>
-          <w:szCs w:val="24"/>
-          <w:lang w:val="en-IN"/>
-        </w:rPr>
-        <w:t>ast.walk</w:t>
+      <w:proofErr w:type="gramStart"/>
+      <w:r>
+        <w:rPr>
+          <w:rFonts w:ascii="Times New Roman" w:hAnsi="Times New Roman" w:cs="Times New Roman"/>
+          <w:bCs/>
+          <w:sz w:val="24"/>
+          <w:szCs w:val="24"/>
+          <w:lang w:val="en-IN"/>
+        </w:rPr>
+        <w:t>isinstance</w:t>
       </w:r>
       <w:proofErr w:type="spellEnd"/>
       <w:r>
@@ -8508,397 +9408,31 @@
         </w:rPr>
         <w:t>(</w:t>
       </w:r>
+      <w:proofErr w:type="gramEnd"/>
+      <w:r>
+        <w:rPr>
+          <w:rFonts w:ascii="Times New Roman" w:hAnsi="Times New Roman" w:cs="Times New Roman"/>
+          <w:bCs/>
+          <w:sz w:val="24"/>
+          <w:szCs w:val="24"/>
+          <w:lang w:val="en-IN"/>
+        </w:rPr>
+        <w:t xml:space="preserve">node, </w:t>
+      </w:r>
       <w:proofErr w:type="spellStart"/>
-      <w:r>
-        <w:rPr>
-          <w:rFonts w:ascii="Times New Roman" w:hAnsi="Times New Roman" w:cs="Times New Roman"/>
-          <w:bCs/>
-          <w:sz w:val="24"/>
-          <w:szCs w:val="24"/>
-          <w:lang w:val="en-IN"/>
-        </w:rPr>
-        <w:t>func_def</w:t>
+      <w:proofErr w:type="gramStart"/>
+      <w:r>
+        <w:rPr>
+          <w:rFonts w:ascii="Times New Roman" w:hAnsi="Times New Roman" w:cs="Times New Roman"/>
+          <w:bCs/>
+          <w:sz w:val="24"/>
+          <w:szCs w:val="24"/>
+          <w:lang w:val="en-IN"/>
+        </w:rPr>
+        <w:t>ast.Return</w:t>
       </w:r>
       <w:proofErr w:type="spellEnd"/>
-      <w:r>
-        <w:rPr>
-          <w:rFonts w:ascii="Times New Roman" w:hAnsi="Times New Roman" w:cs="Times New Roman"/>
-          <w:bCs/>
-          <w:sz w:val="24"/>
-          <w:szCs w:val="24"/>
-          <w:lang w:val="en-IN"/>
-        </w:rPr>
-        <w:t>):</w:t>
-      </w:r>
-    </w:p>
-    <w:p>
-      <w:pPr>
-        <w:spacing w:line="360" w:lineRule="auto"/>
-        <w:ind w:left="720"/>
-        <w:rPr>
-          <w:rFonts w:ascii="Times New Roman" w:hAnsi="Times New Roman" w:cs="Times New Roman"/>
-          <w:bCs/>
-          <w:sz w:val="24"/>
-          <w:szCs w:val="24"/>
-          <w:lang w:val="en-IN"/>
-        </w:rPr>
-      </w:pPr>
-      <w:r>
-        <w:rPr>
-          <w:rFonts w:ascii="Times New Roman" w:hAnsi="Times New Roman" w:cs="Times New Roman"/>
-          <w:bCs/>
-          <w:sz w:val="24"/>
-          <w:szCs w:val="24"/>
-          <w:lang w:val="en-IN"/>
-        </w:rPr>
-        <w:t xml:space="preserve">        if </w:t>
-      </w:r>
-      <w:proofErr w:type="spellStart"/>
-      <w:r>
-        <w:rPr>
-          <w:rFonts w:ascii="Times New Roman" w:hAnsi="Times New Roman" w:cs="Times New Roman"/>
-          <w:bCs/>
-          <w:sz w:val="24"/>
-          <w:szCs w:val="24"/>
-          <w:lang w:val="en-IN"/>
-        </w:rPr>
-        <w:t>isinstance</w:t>
-      </w:r>
-      <w:proofErr w:type="spellEnd"/>
-      <w:r>
-        <w:rPr>
-          <w:rFonts w:ascii="Times New Roman" w:hAnsi="Times New Roman" w:cs="Times New Roman"/>
-          <w:bCs/>
-          <w:sz w:val="24"/>
-          <w:szCs w:val="24"/>
-          <w:lang w:val="en-IN"/>
-        </w:rPr>
-        <w:t xml:space="preserve">(node, </w:t>
-      </w:r>
-      <w:proofErr w:type="spellStart"/>
-      <w:r>
-        <w:rPr>
-          <w:rFonts w:ascii="Times New Roman" w:hAnsi="Times New Roman" w:cs="Times New Roman"/>
-          <w:bCs/>
-          <w:sz w:val="24"/>
-          <w:szCs w:val="24"/>
-          <w:lang w:val="en-IN"/>
-        </w:rPr>
-        <w:t>ast.For</w:t>
-      </w:r>
-      <w:proofErr w:type="spellEnd"/>
-      <w:r>
-        <w:rPr>
-          <w:rFonts w:ascii="Times New Roman" w:hAnsi="Times New Roman" w:cs="Times New Roman"/>
-          <w:bCs/>
-          <w:sz w:val="24"/>
-          <w:szCs w:val="24"/>
-          <w:lang w:val="en-IN"/>
-        </w:rPr>
-        <w:t xml:space="preserve">) or </w:t>
-      </w:r>
-      <w:proofErr w:type="spellStart"/>
-      <w:r>
-        <w:rPr>
-          <w:rFonts w:ascii="Times New Roman" w:hAnsi="Times New Roman" w:cs="Times New Roman"/>
-          <w:bCs/>
-          <w:sz w:val="24"/>
-          <w:szCs w:val="24"/>
-          <w:lang w:val="en-IN"/>
-        </w:rPr>
-        <w:t>isinstance</w:t>
-      </w:r>
-      <w:proofErr w:type="spellEnd"/>
-      <w:r>
-        <w:rPr>
-          <w:rFonts w:ascii="Times New Roman" w:hAnsi="Times New Roman" w:cs="Times New Roman"/>
-          <w:bCs/>
-          <w:sz w:val="24"/>
-          <w:szCs w:val="24"/>
-          <w:lang w:val="en-IN"/>
-        </w:rPr>
-        <w:t xml:space="preserve">(node, </w:t>
-      </w:r>
-      <w:proofErr w:type="spellStart"/>
-      <w:r>
-        <w:rPr>
-          <w:rFonts w:ascii="Times New Roman" w:hAnsi="Times New Roman" w:cs="Times New Roman"/>
-          <w:bCs/>
-          <w:sz w:val="24"/>
-          <w:szCs w:val="24"/>
-          <w:lang w:val="en-IN"/>
-        </w:rPr>
-        <w:t>ast.While</w:t>
-      </w:r>
-      <w:proofErr w:type="spellEnd"/>
-      <w:r>
-        <w:rPr>
-          <w:rFonts w:ascii="Times New Roman" w:hAnsi="Times New Roman" w:cs="Times New Roman"/>
-          <w:bCs/>
-          <w:sz w:val="24"/>
-          <w:szCs w:val="24"/>
-          <w:lang w:val="en-IN"/>
-        </w:rPr>
-        <w:t>):</w:t>
-      </w:r>
-    </w:p>
-    <w:p>
-      <w:pPr>
-        <w:spacing w:line="360" w:lineRule="auto"/>
-        <w:ind w:left="720"/>
-        <w:rPr>
-          <w:rFonts w:ascii="Times New Roman" w:hAnsi="Times New Roman" w:cs="Times New Roman"/>
-          <w:bCs/>
-          <w:sz w:val="24"/>
-          <w:szCs w:val="24"/>
-          <w:lang w:val="en-IN"/>
-        </w:rPr>
-      </w:pPr>
-      <w:r>
-        <w:rPr>
-          <w:rFonts w:ascii="Times New Roman" w:hAnsi="Times New Roman" w:cs="Times New Roman"/>
-          <w:bCs/>
-          <w:sz w:val="24"/>
-          <w:szCs w:val="24"/>
-          <w:lang w:val="en-IN"/>
-        </w:rPr>
-        <w:t xml:space="preserve">            analysis['</w:t>
-      </w:r>
-      <w:proofErr w:type="spellStart"/>
-      <w:r>
-        <w:rPr>
-          <w:rFonts w:ascii="Times New Roman" w:hAnsi="Times New Roman" w:cs="Times New Roman"/>
-          <w:bCs/>
-          <w:sz w:val="24"/>
-          <w:szCs w:val="24"/>
-          <w:lang w:val="en-IN"/>
-        </w:rPr>
-        <w:t>has_loops</w:t>
-      </w:r>
-      <w:proofErr w:type="spellEnd"/>
-      <w:r>
-        <w:rPr>
-          <w:rFonts w:ascii="Times New Roman" w:hAnsi="Times New Roman" w:cs="Times New Roman"/>
-          <w:bCs/>
-          <w:sz w:val="24"/>
-          <w:szCs w:val="24"/>
-          <w:lang w:val="en-IN"/>
-        </w:rPr>
-        <w:t>'] = True</w:t>
-      </w:r>
-    </w:p>
-    <w:p>
-      <w:pPr>
-        <w:spacing w:line="360" w:lineRule="auto"/>
-        <w:ind w:left="720"/>
-        <w:rPr>
-          <w:rFonts w:ascii="Times New Roman" w:hAnsi="Times New Roman" w:cs="Times New Roman"/>
-          <w:bCs/>
-          <w:sz w:val="24"/>
-          <w:szCs w:val="24"/>
-          <w:lang w:val="en-IN"/>
-        </w:rPr>
-      </w:pPr>
-      <w:r>
-        <w:rPr>
-          <w:rFonts w:ascii="Times New Roman" w:hAnsi="Times New Roman" w:cs="Times New Roman"/>
-          <w:bCs/>
-          <w:sz w:val="24"/>
-          <w:szCs w:val="24"/>
-          <w:lang w:val="en-IN"/>
-        </w:rPr>
-        <w:t xml:space="preserve">        </w:t>
-      </w:r>
-      <w:proofErr w:type="spellStart"/>
-      <w:r>
-        <w:rPr>
-          <w:rFonts w:ascii="Times New Roman" w:hAnsi="Times New Roman" w:cs="Times New Roman"/>
-          <w:bCs/>
-          <w:sz w:val="24"/>
-          <w:szCs w:val="24"/>
-          <w:lang w:val="en-IN"/>
-        </w:rPr>
-        <w:t>elif</w:t>
-      </w:r>
-      <w:proofErr w:type="spellEnd"/>
-      <w:r>
-        <w:rPr>
-          <w:rFonts w:ascii="Times New Roman" w:hAnsi="Times New Roman" w:cs="Times New Roman"/>
-          <w:bCs/>
-          <w:sz w:val="24"/>
-          <w:szCs w:val="24"/>
-          <w:lang w:val="en-IN"/>
-        </w:rPr>
-        <w:t xml:space="preserve"> </w:t>
-      </w:r>
-      <w:proofErr w:type="spellStart"/>
-      <w:r>
-        <w:rPr>
-          <w:rFonts w:ascii="Times New Roman" w:hAnsi="Times New Roman" w:cs="Times New Roman"/>
-          <w:bCs/>
-          <w:sz w:val="24"/>
-          <w:szCs w:val="24"/>
-          <w:lang w:val="en-IN"/>
-        </w:rPr>
-        <w:t>isinstance</w:t>
-      </w:r>
-      <w:proofErr w:type="spellEnd"/>
-      <w:r>
-        <w:rPr>
-          <w:rFonts w:ascii="Times New Roman" w:hAnsi="Times New Roman" w:cs="Times New Roman"/>
-          <w:bCs/>
-          <w:sz w:val="24"/>
-          <w:szCs w:val="24"/>
-          <w:lang w:val="en-IN"/>
-        </w:rPr>
-        <w:t xml:space="preserve">(node, </w:t>
-      </w:r>
-      <w:proofErr w:type="spellStart"/>
-      <w:r>
-        <w:rPr>
-          <w:rFonts w:ascii="Times New Roman" w:hAnsi="Times New Roman" w:cs="Times New Roman"/>
-          <w:bCs/>
-          <w:sz w:val="24"/>
-          <w:szCs w:val="24"/>
-          <w:lang w:val="en-IN"/>
-        </w:rPr>
-        <w:t>ast.If</w:t>
-      </w:r>
-      <w:proofErr w:type="spellEnd"/>
-      <w:r>
-        <w:rPr>
-          <w:rFonts w:ascii="Times New Roman" w:hAnsi="Times New Roman" w:cs="Times New Roman"/>
-          <w:bCs/>
-          <w:sz w:val="24"/>
-          <w:szCs w:val="24"/>
-          <w:lang w:val="en-IN"/>
-        </w:rPr>
-        <w:t>):</w:t>
-      </w:r>
-    </w:p>
-    <w:p>
-      <w:pPr>
-        <w:spacing w:line="360" w:lineRule="auto"/>
-        <w:ind w:left="720"/>
-        <w:rPr>
-          <w:rFonts w:ascii="Times New Roman" w:hAnsi="Times New Roman" w:cs="Times New Roman"/>
-          <w:bCs/>
-          <w:sz w:val="24"/>
-          <w:szCs w:val="24"/>
-          <w:lang w:val="en-IN"/>
-        </w:rPr>
-      </w:pPr>
-      <w:r>
-        <w:rPr>
-          <w:rFonts w:ascii="Times New Roman" w:hAnsi="Times New Roman" w:cs="Times New Roman"/>
-          <w:bCs/>
-          <w:sz w:val="24"/>
-          <w:szCs w:val="24"/>
-          <w:lang w:val="en-IN"/>
-        </w:rPr>
-        <w:t xml:space="preserve">            analysis['</w:t>
-      </w:r>
-      <w:proofErr w:type="spellStart"/>
-      <w:r>
-        <w:rPr>
-          <w:rFonts w:ascii="Times New Roman" w:hAnsi="Times New Roman" w:cs="Times New Roman"/>
-          <w:bCs/>
-          <w:sz w:val="24"/>
-          <w:szCs w:val="24"/>
-          <w:lang w:val="en-IN"/>
-        </w:rPr>
-        <w:t>has_conditions</w:t>
-      </w:r>
-      <w:proofErr w:type="spellEnd"/>
-      <w:r>
-        <w:rPr>
-          <w:rFonts w:ascii="Times New Roman" w:hAnsi="Times New Roman" w:cs="Times New Roman"/>
-          <w:bCs/>
-          <w:sz w:val="24"/>
-          <w:szCs w:val="24"/>
-          <w:lang w:val="en-IN"/>
-        </w:rPr>
-        <w:t>'] = True</w:t>
-      </w:r>
-    </w:p>
-    <w:p>
-      <w:pPr>
-        <w:spacing w:line="360" w:lineRule="auto"/>
-        <w:ind w:left="720"/>
-        <w:rPr>
-          <w:rFonts w:ascii="Times New Roman" w:hAnsi="Times New Roman" w:cs="Times New Roman"/>
-          <w:bCs/>
-          <w:sz w:val="24"/>
-          <w:szCs w:val="24"/>
-          <w:lang w:val="en-IN"/>
-        </w:rPr>
-      </w:pPr>
-      <w:r>
-        <w:rPr>
-          <w:rFonts w:ascii="Times New Roman" w:hAnsi="Times New Roman" w:cs="Times New Roman"/>
-          <w:bCs/>
-          <w:sz w:val="24"/>
-          <w:szCs w:val="24"/>
-          <w:lang w:val="en-IN"/>
-        </w:rPr>
-        <w:t xml:space="preserve">        </w:t>
-      </w:r>
-      <w:proofErr w:type="spellStart"/>
-      <w:r>
-        <w:rPr>
-          <w:rFonts w:ascii="Times New Roman" w:hAnsi="Times New Roman" w:cs="Times New Roman"/>
-          <w:bCs/>
-          <w:sz w:val="24"/>
-          <w:szCs w:val="24"/>
-          <w:lang w:val="en-IN"/>
-        </w:rPr>
-        <w:t>elif</w:t>
-      </w:r>
-      <w:proofErr w:type="spellEnd"/>
-      <w:r>
-        <w:rPr>
-          <w:rFonts w:ascii="Times New Roman" w:hAnsi="Times New Roman" w:cs="Times New Roman"/>
-          <w:bCs/>
-          <w:sz w:val="24"/>
-          <w:szCs w:val="24"/>
-          <w:lang w:val="en-IN"/>
-        </w:rPr>
-        <w:t xml:space="preserve"> </w:t>
-      </w:r>
-      <w:proofErr w:type="spellStart"/>
-      <w:r>
-        <w:rPr>
-          <w:rFonts w:ascii="Times New Roman" w:hAnsi="Times New Roman" w:cs="Times New Roman"/>
-          <w:bCs/>
-          <w:sz w:val="24"/>
-          <w:szCs w:val="24"/>
-          <w:lang w:val="en-IN"/>
-        </w:rPr>
-        <w:t>isinstance</w:t>
-      </w:r>
-      <w:proofErr w:type="spellEnd"/>
-      <w:r>
-        <w:rPr>
-          <w:rFonts w:ascii="Times New Roman" w:hAnsi="Times New Roman" w:cs="Times New Roman"/>
-          <w:bCs/>
-          <w:sz w:val="24"/>
-          <w:szCs w:val="24"/>
-          <w:lang w:val="en-IN"/>
-        </w:rPr>
-        <w:t xml:space="preserve">(node, </w:t>
-      </w:r>
-      <w:proofErr w:type="spellStart"/>
-      <w:r>
-        <w:rPr>
-          <w:rFonts w:ascii="Times New Roman" w:hAnsi="Times New Roman" w:cs="Times New Roman"/>
-          <w:bCs/>
-          <w:sz w:val="24"/>
-          <w:szCs w:val="24"/>
-          <w:lang w:val="en-IN"/>
-        </w:rPr>
-        <w:t>ast.Return</w:t>
-      </w:r>
-      <w:proofErr w:type="spellEnd"/>
+      <w:proofErr w:type="gramEnd"/>
       <w:r>
         <w:rPr>
           <w:rFonts w:ascii="Times New Roman" w:hAnsi="Times New Roman" w:cs="Times New Roman"/>
@@ -9058,7 +9592,18 @@
           <w:szCs w:val="24"/>
           <w:lang w:val="en-IN"/>
         </w:rPr>
-        <w:t>generate_google_docstring</w:t>
+        <w:t>generate_google_</w:t>
+      </w:r>
+      <w:proofErr w:type="gramStart"/>
+      <w:r>
+        <w:rPr>
+          <w:rFonts w:ascii="Times New Roman" w:hAnsi="Times New Roman" w:cs="Times New Roman"/>
+          <w:bCs/>
+          <w:sz w:val="24"/>
+          <w:szCs w:val="24"/>
+          <w:lang w:val="en-IN"/>
+        </w:rPr>
+        <w:t>docstring</w:t>
       </w:r>
       <w:proofErr w:type="spellEnd"/>
       <w:r>
@@ -9069,7 +9614,18 @@
           <w:szCs w:val="24"/>
           <w:lang w:val="en-IN"/>
         </w:rPr>
-        <w:t>(signature, analysis, code):</w:t>
+        <w:t>(</w:t>
+      </w:r>
+      <w:proofErr w:type="gramEnd"/>
+      <w:r>
+        <w:rPr>
+          <w:rFonts w:ascii="Times New Roman" w:hAnsi="Times New Roman" w:cs="Times New Roman"/>
+          <w:bCs/>
+          <w:sz w:val="24"/>
+          <w:szCs w:val="24"/>
+          <w:lang w:val="en-IN"/>
+        </w:rPr>
+        <w:t>signature, analysis, code):</w:t>
       </w:r>
     </w:p>
     <w:p>
@@ -9219,7 +9775,29 @@
           <w:szCs w:val="24"/>
           <w:lang w:val="en-IN"/>
         </w:rPr>
-        <w:t xml:space="preserve">            docstring += f"        {param['name']} ({param['type']}): Parameter description.\n"</w:t>
+        <w:t xml:space="preserve">            docstring += f"     </w:t>
+      </w:r>
+      <w:proofErr w:type="gramStart"/>
+      <w:r>
+        <w:rPr>
+          <w:rFonts w:ascii="Times New Roman" w:hAnsi="Times New Roman" w:cs="Times New Roman"/>
+          <w:bCs/>
+          <w:sz w:val="24"/>
+          <w:szCs w:val="24"/>
+          <w:lang w:val="en-IN"/>
+        </w:rPr>
+        <w:t xml:space="preserve">   {</w:t>
+      </w:r>
+      <w:proofErr w:type="gramEnd"/>
+      <w:r>
+        <w:rPr>
+          <w:rFonts w:ascii="Times New Roman" w:hAnsi="Times New Roman" w:cs="Times New Roman"/>
+          <w:bCs/>
+          <w:sz w:val="24"/>
+          <w:szCs w:val="24"/>
+          <w:lang w:val="en-IN"/>
+        </w:rPr>
+        <w:t>param['name']} ({param['type']}): Parameter description.\n"</w:t>
       </w:r>
     </w:p>
     <w:p>
@@ -9255,7 +9833,29 @@
           <w:szCs w:val="24"/>
           <w:lang w:val="en-IN"/>
         </w:rPr>
-        <w:t xml:space="preserve">    docstring += f"\n    Returns:\n        {signature['</w:t>
+        <w:t xml:space="preserve">    docstring += f"\n    Returns:\n     </w:t>
+      </w:r>
+      <w:proofErr w:type="gramStart"/>
+      <w:r>
+        <w:rPr>
+          <w:rFonts w:ascii="Times New Roman" w:hAnsi="Times New Roman" w:cs="Times New Roman"/>
+          <w:bCs/>
+          <w:sz w:val="24"/>
+          <w:szCs w:val="24"/>
+          <w:lang w:val="en-IN"/>
+        </w:rPr>
+        <w:t xml:space="preserve">   {</w:t>
+      </w:r>
+      <w:proofErr w:type="gramEnd"/>
+      <w:r>
+        <w:rPr>
+          <w:rFonts w:ascii="Times New Roman" w:hAnsi="Times New Roman" w:cs="Times New Roman"/>
+          <w:bCs/>
+          <w:sz w:val="24"/>
+          <w:szCs w:val="24"/>
+          <w:lang w:val="en-IN"/>
+        </w:rPr>
+        <w:t>signature['</w:t>
       </w:r>
       <w:proofErr w:type="spellStart"/>
       <w:r>
@@ -9432,7 +10032,18 @@
           <w:szCs w:val="24"/>
           <w:lang w:val="en-IN"/>
         </w:rPr>
-        <w:t>generate_numpy_docstring</w:t>
+        <w:t>generate_numpy_</w:t>
+      </w:r>
+      <w:proofErr w:type="gramStart"/>
+      <w:r>
+        <w:rPr>
+          <w:rFonts w:ascii="Times New Roman" w:hAnsi="Times New Roman" w:cs="Times New Roman"/>
+          <w:bCs/>
+          <w:sz w:val="24"/>
+          <w:szCs w:val="24"/>
+          <w:lang w:val="en-IN"/>
+        </w:rPr>
+        <w:t>docstring</w:t>
       </w:r>
       <w:proofErr w:type="spellEnd"/>
       <w:r>
@@ -9443,7 +10054,18 @@
           <w:szCs w:val="24"/>
           <w:lang w:val="en-IN"/>
         </w:rPr>
-        <w:t>(signature, analysis, code):</w:t>
+        <w:t>(</w:t>
+      </w:r>
+      <w:proofErr w:type="gramEnd"/>
+      <w:r>
+        <w:rPr>
+          <w:rFonts w:ascii="Times New Roman" w:hAnsi="Times New Roman" w:cs="Times New Roman"/>
+          <w:bCs/>
+          <w:sz w:val="24"/>
+          <w:szCs w:val="24"/>
+          <w:lang w:val="en-IN"/>
+        </w:rPr>
+        <w:t>signature, analysis, code):</w:t>
       </w:r>
     </w:p>
     <w:p>
@@ -9571,7 +10193,73 @@
           <w:szCs w:val="24"/>
           <w:lang w:val="en-IN"/>
         </w:rPr>
-        <w:t xml:space="preserve">            docstring += f"    {param['name']} : {param['type']}\n"</w:t>
+        <w:t xml:space="preserve">            docstring += f" </w:t>
+      </w:r>
+      <w:proofErr w:type="gramStart"/>
+      <w:r>
+        <w:rPr>
+          <w:rFonts w:ascii="Times New Roman" w:hAnsi="Times New Roman" w:cs="Times New Roman"/>
+          <w:bCs/>
+          <w:sz w:val="24"/>
+          <w:szCs w:val="24"/>
+          <w:lang w:val="en-IN"/>
+        </w:rPr>
+        <w:t xml:space="preserve">   {</w:t>
+      </w:r>
+      <w:proofErr w:type="gramEnd"/>
+      <w:r>
+        <w:rPr>
+          <w:rFonts w:ascii="Times New Roman" w:hAnsi="Times New Roman" w:cs="Times New Roman"/>
+          <w:bCs/>
+          <w:sz w:val="24"/>
+          <w:szCs w:val="24"/>
+          <w:lang w:val="en-IN"/>
+        </w:rPr>
+        <w:t>param['name']</w:t>
+      </w:r>
+      <w:proofErr w:type="gramStart"/>
+      <w:r>
+        <w:rPr>
+          <w:rFonts w:ascii="Times New Roman" w:hAnsi="Times New Roman" w:cs="Times New Roman"/>
+          <w:bCs/>
+          <w:sz w:val="24"/>
+          <w:szCs w:val="24"/>
+          <w:lang w:val="en-IN"/>
+        </w:rPr>
+        <w:t>} :</w:t>
+      </w:r>
+      <w:proofErr w:type="gramEnd"/>
+      <w:r>
+        <w:rPr>
+          <w:rFonts w:ascii="Times New Roman" w:hAnsi="Times New Roman" w:cs="Times New Roman"/>
+          <w:bCs/>
+          <w:sz w:val="24"/>
+          <w:szCs w:val="24"/>
+          <w:lang w:val="en-IN"/>
+        </w:rPr>
+        <w:t xml:space="preserve"> {param['type'</w:t>
+      </w:r>
+      <w:proofErr w:type="gramStart"/>
+      <w:r>
+        <w:rPr>
+          <w:rFonts w:ascii="Times New Roman" w:hAnsi="Times New Roman" w:cs="Times New Roman"/>
+          <w:bCs/>
+          <w:sz w:val="24"/>
+          <w:szCs w:val="24"/>
+          <w:lang w:val="en-IN"/>
+        </w:rPr>
+        <w:t>]}\</w:t>
+      </w:r>
+      <w:proofErr w:type="gramEnd"/>
+      <w:r>
+        <w:rPr>
+          <w:rFonts w:ascii="Times New Roman" w:hAnsi="Times New Roman" w:cs="Times New Roman"/>
+          <w:bCs/>
+          <w:sz w:val="24"/>
+          <w:szCs w:val="24"/>
+          <w:lang w:val="en-IN"/>
+        </w:rPr>
+        <w:t>n"</w:t>
       </w:r>
     </w:p>
     <w:p>
@@ -9607,7 +10295,29 @@
           <w:szCs w:val="24"/>
           <w:lang w:val="en-IN"/>
         </w:rPr>
-        <w:t xml:space="preserve">    docstring += f"\n    Returns\n    -------\n    {signature['</w:t>
+        <w:t xml:space="preserve">    docstring += f"\n    Returns\n    -------\n </w:t>
+      </w:r>
+      <w:proofErr w:type="gramStart"/>
+      <w:r>
+        <w:rPr>
+          <w:rFonts w:ascii="Times New Roman" w:hAnsi="Times New Roman" w:cs="Times New Roman"/>
+          <w:bCs/>
+          <w:sz w:val="24"/>
+          <w:szCs w:val="24"/>
+          <w:lang w:val="en-IN"/>
+        </w:rPr>
+        <w:t xml:space="preserve">   {</w:t>
+      </w:r>
+      <w:proofErr w:type="gramEnd"/>
+      <w:r>
+        <w:rPr>
+          <w:rFonts w:ascii="Times New Roman" w:hAnsi="Times New Roman" w:cs="Times New Roman"/>
+          <w:bCs/>
+          <w:sz w:val="24"/>
+          <w:szCs w:val="24"/>
+          <w:lang w:val="en-IN"/>
+        </w:rPr>
+        <w:t>signature['</w:t>
       </w:r>
       <w:proofErr w:type="spellStart"/>
       <w:r>
@@ -9629,7 +10339,29 @@
           <w:szCs w:val="24"/>
           <w:lang w:val="en-IN"/>
         </w:rPr>
-        <w:t>']}\n"</w:t>
+        <w:t>'</w:t>
+      </w:r>
+      <w:proofErr w:type="gramStart"/>
+      <w:r>
+        <w:rPr>
+          <w:rFonts w:ascii="Times New Roman" w:hAnsi="Times New Roman" w:cs="Times New Roman"/>
+          <w:bCs/>
+          <w:sz w:val="24"/>
+          <w:szCs w:val="24"/>
+          <w:lang w:val="en-IN"/>
+        </w:rPr>
+        <w:t>]}\</w:t>
+      </w:r>
+      <w:proofErr w:type="gramEnd"/>
+      <w:r>
+        <w:rPr>
+          <w:rFonts w:ascii="Times New Roman" w:hAnsi="Times New Roman" w:cs="Times New Roman"/>
+          <w:bCs/>
+          <w:sz w:val="24"/>
+          <w:szCs w:val="24"/>
+          <w:lang w:val="en-IN"/>
+        </w:rPr>
+        <w:t>n"</w:t>
       </w:r>
     </w:p>
     <w:p>
@@ -9865,7 +10597,29 @@
           <w:szCs w:val="24"/>
           <w:lang w:val="en-IN"/>
         </w:rPr>
-        <w:t xml:space="preserve">    with open(file.name, "r", encoding="utf-8") as f:</w:t>
+        <w:t xml:space="preserve">    with </w:t>
+      </w:r>
+      <w:proofErr w:type="gramStart"/>
+      <w:r>
+        <w:rPr>
+          <w:rFonts w:ascii="Times New Roman" w:hAnsi="Times New Roman" w:cs="Times New Roman"/>
+          <w:bCs/>
+          <w:sz w:val="24"/>
+          <w:szCs w:val="24"/>
+          <w:lang w:val="en-IN"/>
+        </w:rPr>
+        <w:t>open(</w:t>
+      </w:r>
+      <w:proofErr w:type="gramEnd"/>
+      <w:r>
+        <w:rPr>
+          <w:rFonts w:ascii="Times New Roman" w:hAnsi="Times New Roman" w:cs="Times New Roman"/>
+          <w:bCs/>
+          <w:sz w:val="24"/>
+          <w:szCs w:val="24"/>
+          <w:lang w:val="en-IN"/>
+        </w:rPr>
+        <w:t>file.name, "r", encoding="utf-8") as f:</w:t>
       </w:r>
     </w:p>
     <w:p>
@@ -9891,6 +10645,7 @@
         <w:t xml:space="preserve">        code = </w:t>
       </w:r>
       <w:proofErr w:type="spellStart"/>
+      <w:proofErr w:type="gramStart"/>
       <w:r>
         <w:rPr>
           <w:rFonts w:ascii="Times New Roman" w:hAnsi="Times New Roman" w:cs="Times New Roman"/>
@@ -9902,6 +10657,7 @@
         <w:t>f.read</w:t>
       </w:r>
       <w:proofErr w:type="spellEnd"/>
+      <w:proofErr w:type="gramEnd"/>
       <w:r>
         <w:rPr>
           <w:rFonts w:ascii="Times New Roman" w:hAnsi="Times New Roman" w:cs="Times New Roman"/>
@@ -10144,6 +10900,7 @@
         <w:t xml:space="preserve">with </w:t>
       </w:r>
       <w:proofErr w:type="spellStart"/>
+      <w:proofErr w:type="gramStart"/>
       <w:r>
         <w:rPr>
           <w:rFonts w:ascii="Times New Roman" w:hAnsi="Times New Roman" w:cs="Times New Roman"/>
@@ -10155,6 +10912,7 @@
         <w:t>gr.Blocks</w:t>
       </w:r>
       <w:proofErr w:type="spellEnd"/>
+      <w:proofErr w:type="gramEnd"/>
       <w:r>
         <w:rPr>
           <w:rFonts w:ascii="Times New Roman" w:hAnsi="Times New Roman" w:cs="Times New Roman"/>
@@ -10224,6 +10982,7 @@
         <w:t xml:space="preserve"> = </w:t>
       </w:r>
       <w:proofErr w:type="spellStart"/>
+      <w:proofErr w:type="gramStart"/>
       <w:r>
         <w:rPr>
           <w:rFonts w:ascii="Times New Roman" w:hAnsi="Times New Roman" w:cs="Times New Roman"/>
@@ -10235,6 +10994,7 @@
         <w:t>gr.Code</w:t>
       </w:r>
       <w:proofErr w:type="spellEnd"/>
+      <w:proofErr w:type="gramEnd"/>
       <w:r>
         <w:rPr>
           <w:rFonts w:ascii="Times New Roman" w:hAnsi="Times New Roman" w:cs="Times New Roman"/>
@@ -10304,6 +11064,7 @@
         <w:t xml:space="preserve"> = </w:t>
       </w:r>
       <w:proofErr w:type="spellStart"/>
+      <w:proofErr w:type="gramStart"/>
       <w:r>
         <w:rPr>
           <w:rFonts w:ascii="Times New Roman" w:hAnsi="Times New Roman" w:cs="Times New Roman"/>
@@ -10315,6 +11076,7 @@
         <w:t>gr.Radio</w:t>
       </w:r>
       <w:proofErr w:type="spellEnd"/>
+      <w:proofErr w:type="gramEnd"/>
       <w:r>
         <w:rPr>
           <w:rFonts w:ascii="Times New Roman" w:hAnsi="Times New Roman" w:cs="Times New Roman"/>
@@ -10406,6 +11168,7 @@
         <w:t xml:space="preserve"> = </w:t>
       </w:r>
       <w:proofErr w:type="spellStart"/>
+      <w:proofErr w:type="gramStart"/>
       <w:r>
         <w:rPr>
           <w:rFonts w:ascii="Times New Roman" w:hAnsi="Times New Roman" w:cs="Times New Roman"/>
@@ -10417,6 +11180,7 @@
         <w:t>gr.Button</w:t>
       </w:r>
       <w:proofErr w:type="spellEnd"/>
+      <w:proofErr w:type="gramEnd"/>
       <w:r>
         <w:rPr>
           <w:rFonts w:ascii="Times New Roman" w:hAnsi="Times New Roman" w:cs="Times New Roman"/>
@@ -10486,6 +11250,7 @@
         <w:t xml:space="preserve"> = </w:t>
       </w:r>
       <w:proofErr w:type="spellStart"/>
+      <w:proofErr w:type="gramStart"/>
       <w:r>
         <w:rPr>
           <w:rFonts w:ascii="Times New Roman" w:hAnsi="Times New Roman" w:cs="Times New Roman"/>
@@ -10497,6 +11262,7 @@
         <w:t>gr.Code</w:t>
       </w:r>
       <w:proofErr w:type="spellEnd"/>
+      <w:proofErr w:type="gramEnd"/>
       <w:r>
         <w:rPr>
           <w:rFonts w:ascii="Times New Roman" w:hAnsi="Times New Roman" w:cs="Times New Roman"/>
@@ -10552,9 +11318,21 @@
           <w:szCs w:val="24"/>
           <w:lang w:val="en-IN"/>
         </w:rPr>
-        <w:t>generate_btn.click</w:t>
+        <w:t>generate_</w:t>
+      </w:r>
+      <w:proofErr w:type="gramStart"/>
+      <w:r>
+        <w:rPr>
+          <w:rFonts w:ascii="Times New Roman" w:hAnsi="Times New Roman" w:cs="Times New Roman"/>
+          <w:bCs/>
+          <w:sz w:val="24"/>
+          <w:szCs w:val="24"/>
+          <w:lang w:val="en-IN"/>
+        </w:rPr>
+        <w:t>btn.click</w:t>
       </w:r>
       <w:proofErr w:type="spellEnd"/>
+      <w:proofErr w:type="gramEnd"/>
       <w:r>
         <w:rPr>
           <w:rFonts w:ascii="Times New Roman" w:hAnsi="Times New Roman" w:cs="Times New Roman"/>
@@ -10631,9 +11409,21 @@
           <w:szCs w:val="24"/>
           <w:lang w:val="en-IN"/>
         </w:rPr>
-        <w:t xml:space="preserve">        inputs=[</w:t>
+        <w:t xml:space="preserve">        inputs</w:t>
+      </w:r>
+      <w:proofErr w:type="gramStart"/>
+      <w:r>
+        <w:rPr>
+          <w:rFonts w:ascii="Times New Roman" w:hAnsi="Times New Roman" w:cs="Times New Roman"/>
+          <w:bCs/>
+          <w:sz w:val="24"/>
+          <w:szCs w:val="24"/>
+          <w:lang w:val="en-IN"/>
+        </w:rPr>
+        <w:t>=[</w:t>
       </w:r>
       <w:proofErr w:type="spellStart"/>
+      <w:proofErr w:type="gramEnd"/>
       <w:r>
         <w:rPr>
           <w:rFonts w:ascii="Times New Roman" w:hAnsi="Times New Roman" w:cs="Times New Roman"/>
@@ -11052,6 +11842,7 @@
         <w:rPr>
           <w:rFonts w:ascii="Times New Roman" w:hAnsi="Times New Roman" w:cs="Times New Roman"/>
           <w:bCs/>
+          <w:noProof/>
           <w:sz w:val="28"/>
           <w:szCs w:val="28"/>
         </w:rPr>
@@ -11184,6 +11975,7 @@
         <w:rPr>
           <w:rFonts w:ascii="Times New Roman" w:hAnsi="Times New Roman" w:cs="Times New Roman"/>
           <w:b/>
+          <w:noProof/>
           <w:sz w:val="28"/>
           <w:szCs w:val="28"/>
         </w:rPr>
@@ -11261,6 +12053,7 @@
         <w:rPr>
           <w:rFonts w:ascii="Times New Roman" w:hAnsi="Times New Roman" w:cs="Times New Roman"/>
           <w:b/>
+          <w:noProof/>
           <w:sz w:val="28"/>
           <w:szCs w:val="28"/>
         </w:rPr>
@@ -11338,6 +12131,7 @@
         <w:rPr>
           <w:rFonts w:ascii="Times New Roman" w:hAnsi="Times New Roman" w:cs="Times New Roman"/>
           <w:b/>
+          <w:noProof/>
           <w:sz w:val="28"/>
           <w:szCs w:val="28"/>
         </w:rPr>
